--- a/fixtures/packs-2026-10-30/csm/banking/02_Dashboard_and_Analysis_Guide.docx
+++ b/fixtures/packs-2026-10-30/csm/banking/02_Dashboard_and_Analysis_Guide.docx
@@ -5,76 +5,113 @@
     <w:p>
       <w:pPr>
         <w:pStyle w:val="Title"/>
+        <w:pageBreakBefore w:val="0"/>
       </w:pPr>
       <w:r>
-        <w:rPr>
-          <w:color w:val="000000"/>
-        </w:rPr>
-        <w:t>South African banking CSM dashboard specification</w:t>
+        <w:t>South African banking separate dashboard and analysis guide</w:t>
       </w:r>
     </w:p>
     <w:p>
+      <w:pPr>
+        <w:pStyle w:val="Subtitle"/>
+        <w:pageBreakBefore w:val="0"/>
+      </w:pPr>
       <w:r>
-        <w:t>Separate company and channel views | Metric definitions and import rules</w:t>
+        <w:t>Linked customer and experience sources with distinct company channel and journey measures</w:t>
       </w:r>
     </w:p>
     <w:p>
+      <w:pPr>
+        <w:pageBreakBefore w:val="0"/>
+        <w:spacing w:after="80" w:line="247" w:lineRule="auto"/>
+      </w:pPr>
       <w:r>
-        <w:t>The dashboard needs two views with different grains. Company relationship measures use distinct customers. Channel measures use most recent experiences among channel users in 30 days. Do not show channel-user satisfaction as the overall company score, and do not join records then average duplicated company ratings.</w:t>
+        <w:t>Read Respondents for company and journey measures and Experiences for latest channel measures. Company and journey outcomes count people; channel outcomes count eligible latest experiences. Joining the sources does not make these outcomes interchangeable. Keep their populations, recall periods and valid bases visible.</w:t>
       </w:r>
     </w:p>
     <w:p>
       <w:pPr>
         <w:pStyle w:val="Heading1"/>
+        <w:pageBreakBefore w:val="0"/>
       </w:pPr>
       <w:r>
-        <w:rPr>
-          <w:color w:val="000000"/>
-        </w:rPr>
-        <w:t>Files and selection</w:t>
+        <w:t>Files and schema</w:t>
       </w:r>
     </w:p>
     <w:p>
+      <w:pPr>
+        <w:pageBreakBefore w:val="0"/>
+        <w:spacing w:after="80" w:line="247" w:lineRule="auto"/>
+      </w:pPr>
       <w:r>
-        <w:t>Three Banking_CSM_Relationship_Wave_N workbooks contain 1,000 customers each. Three Banking_CSM_Channel_Wave_N workbooks contain the linked recent experiences. Select Respondents or Experiences respectively as authoritative data sheets. Codebook, Labels and MR sets accompany each. Use a composite wave/respondent key for joins even though supplied IDs are globally unique. Never join on row position, name or a numeric conversion of the ID.</w:t>
+        <w:t>Import Respondents from Banking_CSM_Relationship_Wave_N.xlsx and Experiences from Banking_CSM_Channel_Wave_N.xlsx for N=1 to 3, or use the matching Relationship_All_Waves and Channel_All_Waves workbooks. Never import pooled files alongside their constituent wave files. Choose separate or combined format, never both representations. Default to one wave. Use the two matching questionnaires, embedded metadata and Master_CSM_Codebook.xlsx. CSV exports and reference workbooks are not additional records.</w:t>
+      </w:r>
+    </w:p>
+    <w:p>
+      <w:pPr>
+        <w:pageBreakBefore w:val="0"/>
+        <w:spacing w:after="80" w:line="247" w:lineRule="auto"/>
+      </w:pPr>
+      <w:r>
+        <w:t>Respondents has 100 company fields; Experiences has 88 fields, comprising 13 shared context and 75 channel specific fields. Retain every baseline 98 field company and 71 field channel value. Add two whole journey emotions, two channel emotions and 15 call diagnostics. Use original unprefixed variable names and question IDs; keep source experience_id and channel codes.</w:t>
+      </w:r>
+    </w:p>
+    <w:p>
+      <w:pPr>
+        <w:pageBreakBefore w:val="0"/>
+        <w:spacing w:after="80" w:line="247" w:lineRule="auto"/>
+      </w:pPr>
+      <w:r>
+        <w:t>The 13 shared fields are respondent_id, interview_date, wave, company, weight, age, age_band, gender, province, income, settlement, segment and tenure_months. They repeat unchanged in Experiences. Validate their agreement with Respondents for every (wave, respondent_id). Do not reweight or count company answers once per experience.</w:t>
       </w:r>
     </w:p>
     <w:p>
       <w:pPr>
         <w:pStyle w:val="Heading1"/>
+        <w:pageBreakBefore w:val="0"/>
       </w:pPr>
       <w:r>
-        <w:rPr>
-          <w:color w:val="000000"/>
-        </w:rPr>
-        <w:t>Recommended dashboard navigation</w:t>
+        <w:t>Views and analysis units</w:t>
       </w:r>
     </w:p>
     <w:tbl>
       <w:tblPr>
-        <w:tblStyle w:val="LightShading-Accent1"/>
         <w:tblW w:type="auto" w:w="0"/>
+        <w:jc w:val="center"/>
+        <w:tblLayout w:type="fixed"/>
         <w:tblLook w:firstColumn="1" w:firstRow="1" w:lastColumn="0" w:lastRow="0" w:noHBand="0" w:noVBand="1" w:val="04A0"/>
       </w:tblPr>
       <w:tblGrid>
-        <w:gridCol w:w="5040"/>
-        <w:gridCol w:w="5040"/>
+        <w:gridCol w:w="2520"/>
+        <w:gridCol w:w="7128"/>
       </w:tblGrid>
       <w:tr>
         <w:trPr>
+          <w:cantSplit/>
           <w:tblHeader/>
         </w:trPr>
         <w:tc>
           <w:tcPr>
-            <w:tcW w:type="dxa" w:w="5040"/>
+            <w:tcW w:type="dxa" w:w="2520"/>
+            <w:vAlign w:val="center"/>
+            <w:shd w:fill="EDEDED"/>
+            <w:tcMar>
+              <w:top w:w="85" w:type="dxa"/>
+              <w:left w:w="130" w:type="dxa"/>
+              <w:bottom w:w="85" w:type="dxa"/>
+              <w:right w:w="130" w:type="dxa"/>
+            </w:tcMar>
           </w:tcPr>
           <w:p>
             <w:pPr>
-              <w:spacing w:after="60"/>
+              <w:spacing w:after="40" w:before="40"/>
             </w:pPr>
             <w:r>
               <w:rPr>
-                <w:sz w:val="18"/>
+                <w:rFonts w:ascii="Arial" w:hAnsi="Arial"/>
+                <w:b/>
+                <w:color w:val="000000"/>
+                <w:sz w:val="22"/>
               </w:rPr>
               <w:t>View</w:t>
             </w:r>
@@ -82,33 +119,57 @@
         </w:tc>
         <w:tc>
           <w:tcPr>
-            <w:tcW w:type="dxa" w:w="5040"/>
+            <w:tcW w:type="dxa" w:w="7128"/>
+            <w:vAlign w:val="center"/>
+            <w:shd w:fill="EDEDED"/>
+            <w:tcMar>
+              <w:top w:w="85" w:type="dxa"/>
+              <w:left w:w="130" w:type="dxa"/>
+              <w:bottom w:w="85" w:type="dxa"/>
+              <w:right w:w="130" w:type="dxa"/>
+            </w:tcMar>
           </w:tcPr>
           <w:p>
             <w:pPr>
-              <w:spacing w:after="60"/>
+              <w:spacing w:after="40" w:before="40"/>
             </w:pPr>
             <w:r>
               <w:rPr>
-                <w:sz w:val="18"/>
+                <w:rFonts w:ascii="Arial" w:hAnsi="Arial"/>
+                <w:b/>
+                <w:color w:val="000000"/>
+                <w:sz w:val="22"/>
               </w:rPr>
-              <w:t>Charts and measures</w:t>
+              <w:t>Unit and content</w:t>
             </w:r>
           </w:p>
         </w:tc>
       </w:tr>
       <w:tr>
+        <w:trPr>
+          <w:cantSplit/>
+        </w:trPr>
         <w:tc>
           <w:tcPr>
-            <w:tcW w:type="dxa" w:w="5040"/>
+            <w:tcW w:type="dxa" w:w="2520"/>
+            <w:vAlign w:val="center"/>
+            <w:tcMar>
+              <w:top w:w="85" w:type="dxa"/>
+              <w:left w:w="130" w:type="dxa"/>
+              <w:bottom w:w="85" w:type="dxa"/>
+              <w:right w:w="130" w:type="dxa"/>
+            </w:tcMar>
           </w:tcPr>
           <w:p>
             <w:pPr>
-              <w:spacing w:after="60"/>
+              <w:spacing w:after="40" w:before="40"/>
             </w:pPr>
             <w:r>
               <w:rPr>
-                <w:sz w:val="18"/>
+                <w:rFonts w:ascii="Arial" w:hAnsi="Arial"/>
+                <w:b w:val="0"/>
+                <w:color w:val="000000"/>
+                <w:sz w:val="22"/>
               </w:rPr>
               <w:t>Company overview</w:t>
             </w:r>
@@ -116,33 +177,56 @@
         </w:tc>
         <w:tc>
           <w:tcPr>
-            <w:tcW w:type="dxa" w:w="5040"/>
+            <w:tcW w:type="dxa" w:w="7128"/>
+            <w:vAlign w:val="center"/>
+            <w:tcMar>
+              <w:top w:w="85" w:type="dxa"/>
+              <w:left w:w="130" w:type="dxa"/>
+              <w:bottom w:w="85" w:type="dxa"/>
+              <w:right w:w="130" w:type="dxa"/>
+            </w:tcMar>
           </w:tcPr>
           <w:p>
             <w:pPr>
-              <w:spacing w:after="60"/>
+              <w:spacing w:after="40" w:before="40"/>
             </w:pPr>
             <w:r>
               <w:rPr>
-                <w:sz w:val="18"/>
+                <w:rFonts w:ascii="Arial" w:hAnsi="Arial"/>
+                <w:b w:val="0"/>
+                <w:color w:val="000000"/>
+                <w:sz w:val="22"/>
               </w:rPr>
-              <w:t>CSAT top two/top/bottom two, mean and full distribution; NPS; continue intention; switching risk; complaints</w:t>
+              <w:t>One customer per wave; CSAT, NPS, continuing use, switching intentions and complaints</w:t>
             </w:r>
           </w:p>
         </w:tc>
       </w:tr>
       <w:tr>
+        <w:trPr>
+          <w:cantSplit/>
+        </w:trPr>
         <w:tc>
           <w:tcPr>
-            <w:tcW w:type="dxa" w:w="5040"/>
+            <w:tcW w:type="dxa" w:w="2520"/>
+            <w:vAlign w:val="center"/>
+            <w:tcMar>
+              <w:top w:w="85" w:type="dxa"/>
+              <w:left w:w="130" w:type="dxa"/>
+              <w:bottom w:w="85" w:type="dxa"/>
+              <w:right w:w="130" w:type="dxa"/>
+            </w:tcMar>
           </w:tcPr>
           <w:p>
             <w:pPr>
-              <w:spacing w:after="60"/>
+              <w:spacing w:after="40" w:before="40"/>
             </w:pPr>
             <w:r>
               <w:rPr>
-                <w:sz w:val="18"/>
+                <w:rFonts w:ascii="Arial" w:hAnsi="Arial"/>
+                <w:b w:val="0"/>
+                <w:color w:val="000000"/>
+                <w:sz w:val="22"/>
               </w:rPr>
               <w:t>Relationship detail</w:t>
             </w:r>
@@ -150,456 +234,1798 @@
         </w:tc>
         <w:tc>
           <w:tcPr>
-            <w:tcW w:type="dxa" w:w="5040"/>
+            <w:tcW w:type="dxa" w:w="7128"/>
+            <w:vAlign w:val="center"/>
+            <w:tcMar>
+              <w:top w:w="85" w:type="dxa"/>
+              <w:left w:w="130" w:type="dxa"/>
+              <w:bottom w:w="85" w:type="dxa"/>
+              <w:right w:w="130" w:type="dxa"/>
+            </w:tcMar>
           </w:tcPr>
           <w:p>
             <w:pPr>
-              <w:spacing w:after="60"/>
+              <w:spacing w:after="40" w:before="40"/>
             </w:pPr>
             <w:r>
               <w:rPr>
-                <w:sz w:val="18"/>
+                <w:rFonts w:ascii="Arial" w:hAnsi="Arial"/>
+                <w:b w:val="0"/>
+                <w:color w:val="000000"/>
+                <w:sz w:val="22"/>
               </w:rPr>
-              <w:t>Company driver performance and stated importance; trust/fairness; verbatim reasons; demographics; product and tenure</w:t>
+              <w:t>Customer drivers and importance, fairness, trust, products, tenure and reasons</w:t>
             </w:r>
           </w:p>
         </w:tc>
       </w:tr>
       <w:tr>
+        <w:trPr>
+          <w:cantSplit/>
+        </w:trPr>
         <w:tc>
           <w:tcPr>
-            <w:tcW w:type="dxa" w:w="5040"/>
+            <w:tcW w:type="dxa" w:w="2520"/>
+            <w:vAlign w:val="center"/>
+            <w:tcMar>
+              <w:top w:w="85" w:type="dxa"/>
+              <w:left w:w="130" w:type="dxa"/>
+              <w:bottom w:w="85" w:type="dxa"/>
+              <w:right w:w="130" w:type="dxa"/>
+            </w:tcMar>
           </w:tcPr>
           <w:p>
             <w:pPr>
-              <w:spacing w:after="60"/>
+              <w:spacing w:after="40" w:before="40"/>
             </w:pPr>
             <w:r>
               <w:rPr>
-                <w:sz w:val="18"/>
+                <w:rFonts w:ascii="Arial" w:hAnsi="Arial"/>
+                <w:b w:val="0"/>
+                <w:color w:val="000000"/>
+                <w:sz w:val="22"/>
               </w:rPr>
-              <w:t>Channel overview</w:t>
+              <w:t>Channel overview and detail</w:t>
             </w:r>
           </w:p>
         </w:tc>
         <w:tc>
           <w:tcPr>
-            <w:tcW w:type="dxa" w:w="5040"/>
+            <w:tcW w:type="dxa" w:w="7128"/>
+            <w:vAlign w:val="center"/>
+            <w:tcMar>
+              <w:top w:w="85" w:type="dxa"/>
+              <w:left w:w="130" w:type="dxa"/>
+              <w:bottom w:w="85" w:type="dxa"/>
+              <w:right w:w="130" w:type="dxa"/>
+            </w:tcMar>
           </w:tcPr>
           <w:p>
             <w:pPr>
-              <w:spacing w:after="60"/>
+              <w:spacing w:after="40" w:before="40"/>
             </w:pPr>
             <w:r>
               <w:rPr>
-                <w:sz w:val="18"/>
+                <w:rFonts w:ascii="Arial" w:hAnsi="Arial"/>
+                <w:b w:val="0"/>
+                <w:color w:val="000000"/>
+                <w:sz w:val="22"/>
               </w:rPr>
-              <w:t>User reach and recalled contacts; latest-experience CSAT and ease by channel; task completion; FCR and repeat contact</w:t>
+              <w:t>One latest experience per used channel; CSAT, ease, outcomes, quality and audits</w:t>
             </w:r>
           </w:p>
         </w:tc>
       </w:tr>
       <w:tr>
+        <w:trPr>
+          <w:cantSplit/>
+        </w:trPr>
         <w:tc>
           <w:tcPr>
-            <w:tcW w:type="dxa" w:w="5040"/>
+            <w:tcW w:type="dxa" w:w="2520"/>
+            <w:vAlign w:val="center"/>
+            <w:tcMar>
+              <w:top w:w="85" w:type="dxa"/>
+              <w:left w:w="130" w:type="dxa"/>
+              <w:bottom w:w="85" w:type="dxa"/>
+              <w:right w:w="130" w:type="dxa"/>
+            </w:tcMar>
           </w:tcPr>
           <w:p>
             <w:pPr>
-              <w:spacing w:after="60"/>
+              <w:spacing w:after="40" w:before="40"/>
             </w:pPr>
             <w:r>
               <w:rPr>
-                <w:sz w:val="18"/>
+                <w:rFonts w:ascii="Arial" w:hAnsi="Arial"/>
+                <w:b w:val="0"/>
+                <w:color w:val="000000"/>
+                <w:sz w:val="22"/>
               </w:rPr>
-              <w:t>Channel detail</w:t>
+              <w:t>Journey continuity</w:t>
             </w:r>
           </w:p>
         </w:tc>
         <w:tc>
           <w:tcPr>
-            <w:tcW w:type="dxa" w:w="5040"/>
+            <w:tcW w:type="dxa" w:w="7128"/>
+            <w:vAlign w:val="center"/>
+            <w:tcMar>
+              <w:top w:w="85" w:type="dxa"/>
+              <w:left w:w="130" w:type="dxa"/>
+              <w:bottom w:w="85" w:type="dxa"/>
+              <w:right w:w="130" w:type="dxa"/>
+            </w:tcMar>
           </w:tcPr>
           <w:p>
             <w:pPr>
-              <w:spacing w:after="60"/>
+              <w:spacing w:after="40" w:before="40"/>
             </w:pPr>
             <w:r>
               <w:rPr>
-                <w:sz w:val="18"/>
+                <w:rFonts w:ascii="Arial" w:hAnsi="Arial"/>
+                <w:b w:val="0"/>
+                <w:color w:val="000000"/>
+                <w:sz w:val="22"/>
               </w:rPr>
-              <w:t>Performance domains and item bases; reason mix; waiting/handling; IVR; transfers/hold/callback; branch facilities</w:t>
+              <w:t>One independently anchored task per eligible customer; path, friction and outcome</w:t>
             </w:r>
           </w:p>
         </w:tc>
       </w:tr>
       <w:tr>
+        <w:trPr>
+          <w:cantSplit/>
+        </w:trPr>
         <w:tc>
           <w:tcPr>
-            <w:tcW w:type="dxa" w:w="5040"/>
+            <w:tcW w:type="dxa" w:w="2520"/>
+            <w:vAlign w:val="center"/>
+            <w:tcMar>
+              <w:top w:w="85" w:type="dxa"/>
+              <w:left w:w="130" w:type="dxa"/>
+              <w:bottom w:w="85" w:type="dxa"/>
+              <w:right w:w="130" w:type="dxa"/>
+            </w:tcMar>
           </w:tcPr>
           <w:p>
             <w:pPr>
-              <w:spacing w:after="60"/>
+              <w:spacing w:after="40" w:before="40"/>
             </w:pPr>
             <w:r>
               <w:rPr>
-                <w:sz w:val="18"/>
+                <w:rFonts w:ascii="Arial" w:hAnsi="Arial"/>
+                <w:b w:val="0"/>
+                <w:color w:val="000000"/>
+                <w:sz w:val="22"/>
               </w:rPr>
-              <w:t>Loyalty and recovery</w:t>
+              <w:t>Loyalty and priorities</w:t>
             </w:r>
           </w:p>
         </w:tc>
         <w:tc>
           <w:tcPr>
-            <w:tcW w:type="dxa" w:w="5040"/>
+            <w:tcW w:type="dxa" w:w="7128"/>
+            <w:vAlign w:val="center"/>
+            <w:tcMar>
+              <w:top w:w="85" w:type="dxa"/>
+              <w:left w:w="130" w:type="dxa"/>
+              <w:bottom w:w="85" w:type="dxa"/>
+              <w:right w:w="130" w:type="dxa"/>
+            </w:tcMar>
           </w:tcPr>
           <w:p>
             <w:pPr>
-              <w:spacing w:after="60"/>
+              <w:spacing w:after="40" w:before="40"/>
             </w:pPr>
             <w:r>
               <w:rPr>
-                <w:sz w:val="18"/>
+                <w:rFonts w:ascii="Arial" w:hAnsi="Arial"/>
+                <w:b w:val="0"/>
+                <w:color w:val="000000"/>
+                <w:sz w:val="22"/>
               </w:rPr>
-              <w:t>Satisfaction versus switching-intention grid; complaint handling and outcomes; differences by problem status</w:t>
+              <w:t>Stated preference, staying reasons, recovery and descriptive priorities</w:t>
             </w:r>
           </w:p>
         </w:tc>
       </w:tr>
       <w:tr>
+        <w:trPr>
+          <w:cantSplit/>
+        </w:trPr>
         <w:tc>
           <w:tcPr>
-            <w:tcW w:type="dxa" w:w="5040"/>
+            <w:tcW w:type="dxa" w:w="2520"/>
+            <w:vAlign w:val="center"/>
+            <w:tcMar>
+              <w:top w:w="85" w:type="dxa"/>
+              <w:left w:w="130" w:type="dxa"/>
+              <w:bottom w:w="85" w:type="dxa"/>
+              <w:right w:w="130" w:type="dxa"/>
+            </w:tcMar>
           </w:tcPr>
           <w:p>
             <w:pPr>
-              <w:spacing w:after="60"/>
+              <w:spacing w:after="40" w:before="40"/>
             </w:pPr>
             <w:r>
               <w:rPr>
-                <w:sz w:val="18"/>
+                <w:rFonts w:ascii="Arial" w:hAnsi="Arial"/>
+                <w:b w:val="0"/>
+                <w:color w:val="000000"/>
+                <w:sz w:val="22"/>
               </w:rPr>
-              <w:t>Trends and priorities</w:t>
+              <w:t>Optional noncustomer context</w:t>
             </w:r>
           </w:p>
         </w:tc>
         <w:tc>
           <w:tcPr>
-            <w:tcW w:type="dxa" w:w="5040"/>
+            <w:tcW w:type="dxa" w:w="7128"/>
+            <w:vAlign w:val="center"/>
+            <w:tcMar>
+              <w:top w:w="85" w:type="dxa"/>
+              <w:left w:w="130" w:type="dxa"/>
+              <w:bottom w:w="85" w:type="dxa"/>
+              <w:right w:w="130" w:type="dxa"/>
+            </w:tcMar>
           </w:tcPr>
           <w:p>
             <w:pPr>
-              <w:spacing w:after="60"/>
+              <w:spacing w:after="40" w:before="40"/>
             </w:pPr>
             <w:r>
               <w:rPr>
-                <w:sz w:val="18"/>
+                <w:rFonts w:ascii="Arial" w:hAnsi="Arial"/>
+                <w:b w:val="0"/>
+                <w:color w:val="000000"/>
+                <w:sz w:val="22"/>
               </w:rPr>
-              <w:t>Like-for-like wave charts with bases, point changes and explicitly descriptive priorities</w:t>
+              <w:t>Separate supplemental sample; awareness, expectations and consideration</w:t>
             </w:r>
           </w:p>
         </w:tc>
       </w:tr>
     </w:tbl>
     <w:p>
+      <w:pPr>
+        <w:pStyle w:val="Heading1"/>
+        <w:pageBreakBefore w:val="0"/>
+      </w:pPr>
       <w:r>
-        <w:t>Filters: sector, wave, company, age, gender, province, income, segment, product and tenure. In channel view also channel, digital mode, reason, problem status and staff contact. A company-score filter based on channel use is permitted only when labelled “customers who used [channel]”; it changes the company-score population. Retain distinct customer counts. Show full bases in tooltips and exports.</w:t>
+        <w:t>Keys and conditional modules</w:t>
+      </w:r>
+    </w:p>
+    <w:p>
+      <w:pPr>
+        <w:pageBreakBefore w:val="0"/>
+        <w:spacing w:after="80" w:line="247" w:lineRule="auto"/>
+      </w:pPr>
+      <w:r>
+        <w:t>Within the same study and sector, join on (wave, respondent_id), retaining exact text IDs and verifying company. Never join by company alone, row order or numeric ID conversion. Require one Respondents row per key and at most one Experiences row per person and channel. An unused channel has no experience row. Keep the original use flags, none flag and recalled counts on Respondents.</w:t>
+      </w:r>
+    </w:p>
+    <w:p>
+      <w:pPr>
+        <w:pageBreakBefore w:val="0"/>
+        <w:spacing w:after="80" w:line="247" w:lineRule="auto"/>
+      </w:pPr>
+      <w:r>
+        <w:t>Channel 1 is Call centre; 2 is Branch; 3 is Digital self service; 4 is Messaging or live chat. Digital includes app and website, distinguished by digital_mode. One Experiences row is the latest record, not all recalled contacts.</w:t>
       </w:r>
     </w:p>
     <w:p>
       <w:pPr>
         <w:pStyle w:val="Heading1"/>
+        <w:pageBreakBefore w:val="0"/>
       </w:pPr>
       <w:r>
-        <w:rPr>
-          <w:color w:val="000000"/>
-        </w:rPr>
-        <w:t>Top boxes and valid bases</w:t>
+        <w:t>Metric definitions and valid bases</w:t>
       </w:r>
     </w:p>
     <w:p>
+      <w:pPr>
+        <w:pageBreakBefore w:val="0"/>
+        <w:spacing w:after="80" w:line="247" w:lineRule="auto"/>
+      </w:pPr>
       <w:r>
-        <w:t>For five-point satisfaction, T2B=weighted ratings 4–5 / all valid 1–5 ×100; top box=5; bottom two=1–2. 99 is excluded, with nonresponse count disclosed. Full distribution must total 100% over valid ratings. A performance grid top two means Good/Excellent, not Satisfied. Never combine these scales merely because they use codes 1–5.</w:t>
+        <w:t>Weighted percent is 100 times the sum of numerator weights divided by the sum of valid base weights, using the same eligible records. Show raw valid n and weighted base. Exclude labelled nonresponse 99, not applicable 98 and structural blanks as specified; retain valid zeroes.</w:t>
       </w:r>
     </w:p>
+    <w:tbl>
+      <w:tblPr>
+        <w:tblW w:type="auto" w:w="0"/>
+        <w:jc w:val="center"/>
+        <w:tblLayout w:type="fixed"/>
+        <w:tblLook w:firstColumn="1" w:firstRow="1" w:lastColumn="0" w:lastRow="0" w:noHBand="0" w:noVBand="1" w:val="04A0"/>
+      </w:tblPr>
+      <w:tblGrid>
+        <w:gridCol w:w="1944"/>
+        <w:gridCol w:w="3744"/>
+        <w:gridCol w:w="3960"/>
+      </w:tblGrid>
+      <w:tr>
+        <w:trPr>
+          <w:cantSplit/>
+          <w:tblHeader/>
+        </w:trPr>
+        <w:tc>
+          <w:tcPr>
+            <w:tcW w:type="dxa" w:w="1944"/>
+            <w:vAlign w:val="center"/>
+            <w:shd w:fill="EDEDED"/>
+            <w:tcMar>
+              <w:top w:w="85" w:type="dxa"/>
+              <w:left w:w="130" w:type="dxa"/>
+              <w:bottom w:w="85" w:type="dxa"/>
+              <w:right w:w="130" w:type="dxa"/>
+            </w:tcMar>
+          </w:tcPr>
+          <w:p>
+            <w:pPr>
+              <w:spacing w:after="40" w:before="40"/>
+            </w:pPr>
+            <w:r>
+              <w:rPr>
+                <w:rFonts w:ascii="Arial" w:hAnsi="Arial"/>
+                <w:b/>
+                <w:color w:val="000000"/>
+                <w:sz w:val="22"/>
+              </w:rPr>
+              <w:t>Measure</w:t>
+            </w:r>
+          </w:p>
+        </w:tc>
+        <w:tc>
+          <w:tcPr>
+            <w:tcW w:type="dxa" w:w="3744"/>
+            <w:vAlign w:val="center"/>
+            <w:shd w:fill="EDEDED"/>
+            <w:tcMar>
+              <w:top w:w="85" w:type="dxa"/>
+              <w:left w:w="130" w:type="dxa"/>
+              <w:bottom w:w="85" w:type="dxa"/>
+              <w:right w:w="130" w:type="dxa"/>
+            </w:tcMar>
+          </w:tcPr>
+          <w:p>
+            <w:pPr>
+              <w:spacing w:after="40" w:before="40"/>
+            </w:pPr>
+            <w:r>
+              <w:rPr>
+                <w:rFonts w:ascii="Arial" w:hAnsi="Arial"/>
+                <w:b/>
+                <w:color w:val="000000"/>
+                <w:sz w:val="22"/>
+              </w:rPr>
+              <w:t>Numerator or statistic</w:t>
+            </w:r>
+          </w:p>
+        </w:tc>
+        <w:tc>
+          <w:tcPr>
+            <w:tcW w:type="dxa" w:w="3960"/>
+            <w:vAlign w:val="center"/>
+            <w:shd w:fill="EDEDED"/>
+            <w:tcMar>
+              <w:top w:w="85" w:type="dxa"/>
+              <w:left w:w="130" w:type="dxa"/>
+              <w:bottom w:w="85" w:type="dxa"/>
+              <w:right w:w="130" w:type="dxa"/>
+            </w:tcMar>
+          </w:tcPr>
+          <w:p>
+            <w:pPr>
+              <w:spacing w:after="40" w:before="40"/>
+            </w:pPr>
+            <w:r>
+              <w:rPr>
+                <w:rFonts w:ascii="Arial" w:hAnsi="Arial"/>
+                <w:b/>
+                <w:color w:val="000000"/>
+                <w:sz w:val="22"/>
+              </w:rPr>
+              <w:t>Valid base</w:t>
+            </w:r>
+          </w:p>
+        </w:tc>
+      </w:tr>
+      <w:tr>
+        <w:trPr>
+          <w:cantSplit/>
+        </w:trPr>
+        <w:tc>
+          <w:tcPr>
+            <w:tcW w:type="dxa" w:w="1944"/>
+            <w:vAlign w:val="center"/>
+            <w:tcMar>
+              <w:top w:w="85" w:type="dxa"/>
+              <w:left w:w="130" w:type="dxa"/>
+              <w:bottom w:w="85" w:type="dxa"/>
+              <w:right w:w="130" w:type="dxa"/>
+            </w:tcMar>
+          </w:tcPr>
+          <w:p>
+            <w:pPr>
+              <w:spacing w:after="40" w:before="40"/>
+            </w:pPr>
+            <w:r>
+              <w:rPr>
+                <w:rFonts w:ascii="Arial" w:hAnsi="Arial"/>
+                <w:b w:val="0"/>
+                <w:color w:val="000000"/>
+                <w:sz w:val="22"/>
+              </w:rPr>
+              <w:t>Five point CSAT</w:t>
+            </w:r>
+          </w:p>
+        </w:tc>
+        <w:tc>
+          <w:tcPr>
+            <w:tcW w:type="dxa" w:w="3744"/>
+            <w:vAlign w:val="center"/>
+            <w:tcMar>
+              <w:top w:w="85" w:type="dxa"/>
+              <w:left w:w="130" w:type="dxa"/>
+              <w:bottom w:w="85" w:type="dxa"/>
+              <w:right w:w="130" w:type="dxa"/>
+            </w:tcMar>
+          </w:tcPr>
+          <w:p>
+            <w:pPr>
+              <w:spacing w:after="40" w:before="40"/>
+            </w:pPr>
+            <w:r>
+              <w:rPr>
+                <w:rFonts w:ascii="Arial" w:hAnsi="Arial"/>
+                <w:b w:val="0"/>
+                <w:color w:val="000000"/>
+                <w:sz w:val="22"/>
+              </w:rPr>
+              <w:t>Top two 4 to 5; top box 5; bottom two 1 to 2; mean or full distribution</w:t>
+            </w:r>
+          </w:p>
+        </w:tc>
+        <w:tc>
+          <w:tcPr>
+            <w:tcW w:type="dxa" w:w="3960"/>
+            <w:vAlign w:val="center"/>
+            <w:tcMar>
+              <w:top w:w="85" w:type="dxa"/>
+              <w:left w:w="130" w:type="dxa"/>
+              <w:bottom w:w="85" w:type="dxa"/>
+              <w:right w:w="130" w:type="dxa"/>
+            </w:tcMar>
+          </w:tcPr>
+          <w:p>
+            <w:pPr>
+              <w:spacing w:after="40" w:before="40"/>
+            </w:pPr>
+            <w:r>
+              <w:rPr>
+                <w:rFonts w:ascii="Arial" w:hAnsi="Arial"/>
+                <w:b w:val="0"/>
+                <w:color w:val="000000"/>
+                <w:sz w:val="22"/>
+              </w:rPr>
+              <w:t>Valid ratings 1 to 5</w:t>
+            </w:r>
+          </w:p>
+        </w:tc>
+      </w:tr>
+      <w:tr>
+        <w:trPr>
+          <w:cantSplit/>
+        </w:trPr>
+        <w:tc>
+          <w:tcPr>
+            <w:tcW w:type="dxa" w:w="1944"/>
+            <w:vAlign w:val="center"/>
+            <w:tcMar>
+              <w:top w:w="85" w:type="dxa"/>
+              <w:left w:w="130" w:type="dxa"/>
+              <w:bottom w:w="85" w:type="dxa"/>
+              <w:right w:w="130" w:type="dxa"/>
+            </w:tcMar>
+          </w:tcPr>
+          <w:p>
+            <w:pPr>
+              <w:spacing w:after="40" w:before="40"/>
+            </w:pPr>
+            <w:r>
+              <w:rPr>
+                <w:rFonts w:ascii="Arial" w:hAnsi="Arial"/>
+                <w:b w:val="0"/>
+                <w:color w:val="000000"/>
+                <w:sz w:val="22"/>
+              </w:rPr>
+              <w:t>NPS</w:t>
+            </w:r>
+          </w:p>
+        </w:tc>
+        <w:tc>
+          <w:tcPr>
+            <w:tcW w:type="dxa" w:w="3744"/>
+            <w:vAlign w:val="center"/>
+            <w:tcMar>
+              <w:top w:w="85" w:type="dxa"/>
+              <w:left w:w="130" w:type="dxa"/>
+              <w:bottom w:w="85" w:type="dxa"/>
+              <w:right w:w="130" w:type="dxa"/>
+            </w:tcMar>
+          </w:tcPr>
+          <w:p>
+            <w:pPr>
+              <w:spacing w:after="40" w:before="40"/>
+            </w:pPr>
+            <w:r>
+              <w:rPr>
+                <w:rFonts w:ascii="Arial" w:hAnsi="Arial"/>
+                <w:b w:val="0"/>
+                <w:color w:val="000000"/>
+                <w:sz w:val="22"/>
+              </w:rPr>
+              <w:t>Percent 9 to 10 minus percent 0 to 6</w:t>
+            </w:r>
+          </w:p>
+        </w:tc>
+        <w:tc>
+          <w:tcPr>
+            <w:tcW w:type="dxa" w:w="3960"/>
+            <w:vAlign w:val="center"/>
+            <w:tcMar>
+              <w:top w:w="85" w:type="dxa"/>
+              <w:left w:w="130" w:type="dxa"/>
+              <w:bottom w:w="85" w:type="dxa"/>
+              <w:right w:w="130" w:type="dxa"/>
+            </w:tcMar>
+          </w:tcPr>
+          <w:p>
+            <w:pPr>
+              <w:spacing w:after="40" w:before="40"/>
+            </w:pPr>
+            <w:r>
+              <w:rPr>
+                <w:rFonts w:ascii="Arial" w:hAnsi="Arial"/>
+                <w:b w:val="0"/>
+                <w:color w:val="000000"/>
+                <w:sz w:val="22"/>
+              </w:rPr>
+              <w:t>All valid 0 to 10 including passives 7 to 8</w:t>
+            </w:r>
+          </w:p>
+        </w:tc>
+      </w:tr>
+      <w:tr>
+        <w:trPr>
+          <w:cantSplit/>
+        </w:trPr>
+        <w:tc>
+          <w:tcPr>
+            <w:tcW w:type="dxa" w:w="1944"/>
+            <w:vAlign w:val="center"/>
+            <w:tcMar>
+              <w:top w:w="85" w:type="dxa"/>
+              <w:left w:w="130" w:type="dxa"/>
+              <w:bottom w:w="85" w:type="dxa"/>
+              <w:right w:w="130" w:type="dxa"/>
+            </w:tcMar>
+          </w:tcPr>
+          <w:p>
+            <w:pPr>
+              <w:spacing w:after="40" w:before="40"/>
+            </w:pPr>
+            <w:r>
+              <w:rPr>
+                <w:rFonts w:ascii="Arial" w:hAnsi="Arial"/>
+                <w:b w:val="0"/>
+                <w:color w:val="000000"/>
+                <w:sz w:val="22"/>
+              </w:rPr>
+              <w:t>Continue intention</w:t>
+            </w:r>
+          </w:p>
+        </w:tc>
+        <w:tc>
+          <w:tcPr>
+            <w:tcW w:type="dxa" w:w="3744"/>
+            <w:vAlign w:val="center"/>
+            <w:tcMar>
+              <w:top w:w="85" w:type="dxa"/>
+              <w:left w:w="130" w:type="dxa"/>
+              <w:bottom w:w="85" w:type="dxa"/>
+              <w:right w:w="130" w:type="dxa"/>
+            </w:tcMar>
+          </w:tcPr>
+          <w:p>
+            <w:pPr>
+              <w:spacing w:after="40" w:before="40"/>
+            </w:pPr>
+            <w:r>
+              <w:rPr>
+                <w:rFonts w:ascii="Arial" w:hAnsi="Arial"/>
+                <w:b w:val="0"/>
+                <w:color w:val="000000"/>
+                <w:sz w:val="22"/>
+              </w:rPr>
+              <w:t>Percent 4 to 5</w:t>
+            </w:r>
+          </w:p>
+        </w:tc>
+        <w:tc>
+          <w:tcPr>
+            <w:tcW w:type="dxa" w:w="3960"/>
+            <w:vAlign w:val="center"/>
+            <w:tcMar>
+              <w:top w:w="85" w:type="dxa"/>
+              <w:left w:w="130" w:type="dxa"/>
+              <w:bottom w:w="85" w:type="dxa"/>
+              <w:right w:w="130" w:type="dxa"/>
+            </w:tcMar>
+          </w:tcPr>
+          <w:p>
+            <w:pPr>
+              <w:spacing w:after="40" w:before="40"/>
+            </w:pPr>
+            <w:r>
+              <w:rPr>
+                <w:rFonts w:ascii="Arial" w:hAnsi="Arial"/>
+                <w:b w:val="0"/>
+                <w:color w:val="000000"/>
+                <w:sz w:val="22"/>
+              </w:rPr>
+              <w:t>Valid 1 to 5; an intention not observed retention</w:t>
+            </w:r>
+          </w:p>
+        </w:tc>
+      </w:tr>
+      <w:tr>
+        <w:trPr>
+          <w:cantSplit/>
+        </w:trPr>
+        <w:tc>
+          <w:tcPr>
+            <w:tcW w:type="dxa" w:w="1944"/>
+            <w:vAlign w:val="center"/>
+            <w:tcMar>
+              <w:top w:w="85" w:type="dxa"/>
+              <w:left w:w="130" w:type="dxa"/>
+              <w:bottom w:w="85" w:type="dxa"/>
+              <w:right w:w="130" w:type="dxa"/>
+            </w:tcMar>
+          </w:tcPr>
+          <w:p>
+            <w:pPr>
+              <w:spacing w:after="40" w:before="40"/>
+            </w:pPr>
+            <w:r>
+              <w:rPr>
+                <w:rFonts w:ascii="Arial" w:hAnsi="Arial"/>
+                <w:b w:val="0"/>
+                <w:color w:val="000000"/>
+                <w:sz w:val="22"/>
+              </w:rPr>
+              <w:t>Switching risk</w:t>
+            </w:r>
+          </w:p>
+        </w:tc>
+        <w:tc>
+          <w:tcPr>
+            <w:tcW w:type="dxa" w:w="3744"/>
+            <w:vAlign w:val="center"/>
+            <w:tcMar>
+              <w:top w:w="85" w:type="dxa"/>
+              <w:left w:w="130" w:type="dxa"/>
+              <w:bottom w:w="85" w:type="dxa"/>
+              <w:right w:w="130" w:type="dxa"/>
+            </w:tcMar>
+          </w:tcPr>
+          <w:p>
+            <w:pPr>
+              <w:spacing w:after="40" w:before="40"/>
+            </w:pPr>
+            <w:r>
+              <w:rPr>
+                <w:rFonts w:ascii="Arial" w:hAnsi="Arial"/>
+                <w:b w:val="0"/>
+                <w:color w:val="000000"/>
+                <w:sz w:val="22"/>
+              </w:rPr>
+              <w:t>Percent raw scores 8 to 10; higher is worse</w:t>
+            </w:r>
+          </w:p>
+        </w:tc>
+        <w:tc>
+          <w:tcPr>
+            <w:tcW w:type="dxa" w:w="3960"/>
+            <w:vAlign w:val="center"/>
+            <w:tcMar>
+              <w:top w:w="85" w:type="dxa"/>
+              <w:left w:w="130" w:type="dxa"/>
+              <w:bottom w:w="85" w:type="dxa"/>
+              <w:right w:w="130" w:type="dxa"/>
+            </w:tcMar>
+          </w:tcPr>
+          <w:p>
+            <w:pPr>
+              <w:spacing w:after="40" w:before="40"/>
+            </w:pPr>
+            <w:r>
+              <w:rPr>
+                <w:rFonts w:ascii="Arial" w:hAnsi="Arial"/>
+                <w:b w:val="0"/>
+                <w:color w:val="000000"/>
+                <w:sz w:val="22"/>
+              </w:rPr>
+              <w:t>Valid 0 to 10; declared fixture cut off</w:t>
+            </w:r>
+          </w:p>
+        </w:tc>
+      </w:tr>
+      <w:tr>
+        <w:trPr>
+          <w:cantSplit/>
+        </w:trPr>
+        <w:tc>
+          <w:tcPr>
+            <w:tcW w:type="dxa" w:w="1944"/>
+            <w:vAlign w:val="center"/>
+            <w:tcMar>
+              <w:top w:w="85" w:type="dxa"/>
+              <w:left w:w="130" w:type="dxa"/>
+              <w:bottom w:w="85" w:type="dxa"/>
+              <w:right w:w="130" w:type="dxa"/>
+            </w:tcMar>
+          </w:tcPr>
+          <w:p>
+            <w:pPr>
+              <w:spacing w:after="40" w:before="40"/>
+            </w:pPr>
+            <w:r>
+              <w:rPr>
+                <w:rFonts w:ascii="Arial" w:hAnsi="Arial"/>
+                <w:b w:val="0"/>
+                <w:color w:val="000000"/>
+                <w:sz w:val="22"/>
+              </w:rPr>
+              <w:t>Ease</w:t>
+            </w:r>
+          </w:p>
+        </w:tc>
+        <w:tc>
+          <w:tcPr>
+            <w:tcW w:type="dxa" w:w="3744"/>
+            <w:vAlign w:val="center"/>
+            <w:tcMar>
+              <w:top w:w="85" w:type="dxa"/>
+              <w:left w:w="130" w:type="dxa"/>
+              <w:bottom w:w="85" w:type="dxa"/>
+              <w:right w:w="130" w:type="dxa"/>
+            </w:tcMar>
+          </w:tcPr>
+          <w:p>
+            <w:pPr>
+              <w:spacing w:after="40" w:before="40"/>
+            </w:pPr>
+            <w:r>
+              <w:rPr>
+                <w:rFonts w:ascii="Arial" w:hAnsi="Arial"/>
+                <w:b w:val="0"/>
+                <w:color w:val="000000"/>
+                <w:sz w:val="22"/>
+              </w:rPr>
+              <w:t>Mean 1 to 7 or percent 6 to 7</w:t>
+            </w:r>
+          </w:p>
+        </w:tc>
+        <w:tc>
+          <w:tcPr>
+            <w:tcW w:type="dxa" w:w="3960"/>
+            <w:vAlign w:val="center"/>
+            <w:tcMar>
+              <w:top w:w="85" w:type="dxa"/>
+              <w:left w:w="130" w:type="dxa"/>
+              <w:bottom w:w="85" w:type="dxa"/>
+              <w:right w:w="130" w:type="dxa"/>
+            </w:tcMar>
+          </w:tcPr>
+          <w:p>
+            <w:pPr>
+              <w:spacing w:after="40" w:before="40"/>
+            </w:pPr>
+            <w:r>
+              <w:rPr>
+                <w:rFonts w:ascii="Arial" w:hAnsi="Arial"/>
+                <w:b w:val="0"/>
+                <w:color w:val="000000"/>
+                <w:sz w:val="22"/>
+              </w:rPr>
+              <w:t>Valid 1 to 7; higher is easier</w:t>
+            </w:r>
+          </w:p>
+        </w:tc>
+      </w:tr>
+      <w:tr>
+        <w:trPr>
+          <w:cantSplit/>
+        </w:trPr>
+        <w:tc>
+          <w:tcPr>
+            <w:tcW w:type="dxa" w:w="1944"/>
+            <w:vAlign w:val="center"/>
+            <w:tcMar>
+              <w:top w:w="85" w:type="dxa"/>
+              <w:left w:w="130" w:type="dxa"/>
+              <w:bottom w:w="85" w:type="dxa"/>
+              <w:right w:w="130" w:type="dxa"/>
+            </w:tcMar>
+          </w:tcPr>
+          <w:p>
+            <w:pPr>
+              <w:spacing w:after="40" w:before="40"/>
+            </w:pPr>
+            <w:r>
+              <w:rPr>
+                <w:rFonts w:ascii="Arial" w:hAnsi="Arial"/>
+                <w:b w:val="0"/>
+                <w:color w:val="000000"/>
+                <w:sz w:val="22"/>
+              </w:rPr>
+              <w:t>First contact resolution</w:t>
+            </w:r>
+          </w:p>
+        </w:tc>
+        <w:tc>
+          <w:tcPr>
+            <w:tcW w:type="dxa" w:w="3744"/>
+            <w:vAlign w:val="center"/>
+            <w:tcMar>
+              <w:top w:w="85" w:type="dxa"/>
+              <w:left w:w="130" w:type="dxa"/>
+              <w:bottom w:w="85" w:type="dxa"/>
+              <w:right w:w="130" w:type="dxa"/>
+            </w:tcMar>
+          </w:tcPr>
+          <w:p>
+            <w:pPr>
+              <w:spacing w:after="40" w:before="40"/>
+            </w:pPr>
+            <w:r>
+              <w:rPr>
+                <w:rFonts w:ascii="Arial" w:hAnsi="Arial"/>
+                <w:b w:val="0"/>
+                <w:color w:val="000000"/>
+                <w:sz w:val="22"/>
+              </w:rPr>
+              <w:t>Problem fully resolved and contacts_same_need equals 1</w:t>
+            </w:r>
+          </w:p>
+        </w:tc>
+        <w:tc>
+          <w:tcPr>
+            <w:tcW w:type="dxa" w:w="3960"/>
+            <w:vAlign w:val="center"/>
+            <w:tcMar>
+              <w:top w:w="85" w:type="dxa"/>
+              <w:left w:w="130" w:type="dxa"/>
+              <w:bottom w:w="85" w:type="dxa"/>
+              <w:right w:w="130" w:type="dxa"/>
+            </w:tcMar>
+          </w:tcPr>
+          <w:p>
+            <w:pPr>
+              <w:spacing w:after="40" w:before="40"/>
+            </w:pPr>
+            <w:r>
+              <w:rPr>
+                <w:rFonts w:ascii="Arial" w:hAnsi="Arial"/>
+                <w:b w:val="0"/>
+                <w:color w:val="000000"/>
+                <w:sz w:val="22"/>
+              </w:rPr>
+              <w:t>Problem cases with known resolution 1 to 3</w:t>
+            </w:r>
+          </w:p>
+        </w:tc>
+      </w:tr>
+      <w:tr>
+        <w:trPr>
+          <w:cantSplit/>
+        </w:trPr>
+        <w:tc>
+          <w:tcPr>
+            <w:tcW w:type="dxa" w:w="1944"/>
+            <w:vAlign w:val="center"/>
+            <w:tcMar>
+              <w:top w:w="85" w:type="dxa"/>
+              <w:left w:w="130" w:type="dxa"/>
+              <w:bottom w:w="85" w:type="dxa"/>
+              <w:right w:w="130" w:type="dxa"/>
+            </w:tcMar>
+          </w:tcPr>
+          <w:p>
+            <w:pPr>
+              <w:spacing w:after="40" w:before="40"/>
+            </w:pPr>
+            <w:r>
+              <w:rPr>
+                <w:rFonts w:ascii="Arial" w:hAnsi="Arial"/>
+                <w:b w:val="0"/>
+                <w:color w:val="000000"/>
+                <w:sz w:val="22"/>
+              </w:rPr>
+              <w:t>Task completion</w:t>
+            </w:r>
+          </w:p>
+        </w:tc>
+        <w:tc>
+          <w:tcPr>
+            <w:tcW w:type="dxa" w:w="3744"/>
+            <w:vAlign w:val="center"/>
+            <w:tcMar>
+              <w:top w:w="85" w:type="dxa"/>
+              <w:left w:w="130" w:type="dxa"/>
+              <w:bottom w:w="85" w:type="dxa"/>
+              <w:right w:w="130" w:type="dxa"/>
+            </w:tcMar>
+          </w:tcPr>
+          <w:p>
+            <w:pPr>
+              <w:spacing w:after="40" w:before="40"/>
+            </w:pPr>
+            <w:r>
+              <w:rPr>
+                <w:rFonts w:ascii="Arial" w:hAnsi="Arial"/>
+                <w:b w:val="0"/>
+                <w:color w:val="000000"/>
+                <w:sz w:val="22"/>
+              </w:rPr>
+              <w:t>Show Yes No and Pending distribution</w:t>
+            </w:r>
+          </w:p>
+        </w:tc>
+        <w:tc>
+          <w:tcPr>
+            <w:tcW w:type="dxa" w:w="3960"/>
+            <w:vAlign w:val="center"/>
+            <w:tcMar>
+              <w:top w:w="85" w:type="dxa"/>
+              <w:left w:w="130" w:type="dxa"/>
+              <w:bottom w:w="85" w:type="dxa"/>
+              <w:right w:w="130" w:type="dxa"/>
+            </w:tcMar>
+          </w:tcPr>
+          <w:p>
+            <w:pPr>
+              <w:spacing w:after="40" w:before="40"/>
+            </w:pPr>
+            <w:r>
+              <w:rPr>
+                <w:rFonts w:ascii="Arial" w:hAnsi="Arial"/>
+                <w:b w:val="0"/>
+                <w:color w:val="000000"/>
+                <w:sz w:val="22"/>
+              </w:rPr>
+              <w:t>Eligible experiences; retain pending status 9</w:t>
+            </w:r>
+          </w:p>
+        </w:tc>
+      </w:tr>
+      <w:tr>
+        <w:trPr>
+          <w:cantSplit/>
+        </w:trPr>
+        <w:tc>
+          <w:tcPr>
+            <w:tcW w:type="dxa" w:w="1944"/>
+            <w:vAlign w:val="center"/>
+            <w:tcMar>
+              <w:top w:w="85" w:type="dxa"/>
+              <w:left w:w="130" w:type="dxa"/>
+              <w:bottom w:w="85" w:type="dxa"/>
+              <w:right w:w="130" w:type="dxa"/>
+            </w:tcMar>
+          </w:tcPr>
+          <w:p>
+            <w:pPr>
+              <w:spacing w:after="40" w:before="40"/>
+            </w:pPr>
+            <w:r>
+              <w:rPr>
+                <w:rFonts w:ascii="Arial" w:hAnsi="Arial"/>
+                <w:b w:val="0"/>
+                <w:color w:val="000000"/>
+                <w:sz w:val="22"/>
+              </w:rPr>
+              <w:t>On time callback</w:t>
+            </w:r>
+          </w:p>
+        </w:tc>
+        <w:tc>
+          <w:tcPr>
+            <w:tcW w:type="dxa" w:w="3744"/>
+            <w:vAlign w:val="center"/>
+            <w:tcMar>
+              <w:top w:w="85" w:type="dxa"/>
+              <w:left w:w="130" w:type="dxa"/>
+              <w:bottom w:w="85" w:type="dxa"/>
+              <w:right w:w="130" w:type="dxa"/>
+            </w:tcMar>
+          </w:tcPr>
+          <w:p>
+            <w:pPr>
+              <w:spacing w:after="40" w:before="40"/>
+            </w:pPr>
+            <w:r>
+              <w:rPr>
+                <w:rFonts w:ascii="Arial" w:hAnsi="Arial"/>
+                <w:b w:val="0"/>
+                <w:color w:val="000000"/>
+                <w:sz w:val="22"/>
+              </w:rPr>
+              <w:t>callback_outcome equals 1</w:t>
+            </w:r>
+          </w:p>
+        </w:tc>
+        <w:tc>
+          <w:tcPr>
+            <w:tcW w:type="dxa" w:w="3960"/>
+            <w:vAlign w:val="center"/>
+            <w:tcMar>
+              <w:top w:w="85" w:type="dxa"/>
+              <w:left w:w="130" w:type="dxa"/>
+              <w:bottom w:w="85" w:type="dxa"/>
+              <w:right w:w="130" w:type="dxa"/>
+            </w:tcMar>
+          </w:tcPr>
+          <w:p>
+            <w:pPr>
+              <w:spacing w:after="40" w:before="40"/>
+            </w:pPr>
+            <w:r>
+              <w:rPr>
+                <w:rFonts w:ascii="Arial" w:hAnsi="Arial"/>
+                <w:b w:val="0"/>
+                <w:color w:val="000000"/>
+                <w:sz w:val="22"/>
+              </w:rPr>
+              <w:t>Promised callbacks with outcome 1 to 3; exclude not yet due 9</w:t>
+            </w:r>
+          </w:p>
+        </w:tc>
+      </w:tr>
+    </w:tbl>
     <w:p>
+      <w:pPr>
+        <w:pageBreakBefore w:val="0"/>
+        <w:spacing w:after="80" w:line="247" w:lineRule="auto"/>
+      </w:pPr>
       <w:r>
-        <w:br w:type="page"/>
+        <w:t>NPS ranges from minus 100 to 100, not percent satisfied. Performance top two means Good or Excellent; preference top two means Agree or Strongly agree. Identical codes do not make these the same construct.</w:t>
       </w:r>
     </w:p>
     <w:p>
       <w:pPr>
         <w:pStyle w:val="Heading1"/>
+        <w:pageBreakBefore w:val="0"/>
       </w:pPr>
       <w:r>
-        <w:rPr>
-          <w:color w:val="000000"/>
-        </w:rPr>
-        <w:t>Loyalty resolution and ease</w:t>
+        <w:t>Service quality and process audits</w:t>
       </w:r>
     </w:p>
     <w:p>
+      <w:pPr>
+        <w:pageBreakBefore w:val="0"/>
+        <w:spacing w:after="80" w:line="247" w:lineRule="auto"/>
+      </w:pPr>
       <w:r>
-        <w:t>NPS=%9–10 minus %0–6 on the 0–10 recommendation item. Keep passives 7–8 in the denominator. It is a score from −100 to 100, not a percentage satisfied. Continue intention top two uses 4–5. Switching risk uses raw 8–10, where higher is worse; the cut-off is declared for this demonstration. A high CSAT score and a high switching score are different signs. Intentions do not establish actual retention, churn or lifetime value.</w:t>
+        <w:t>The ten performance items form paired reliability, responsiveness, assurance, empathy and access and clarity domains. Each mean needs both items valid 1 to 5. Staff knowledge and empathy are blank for self service, so full assurance and empathy means are unavailable there. Never average missing staff domains into a digital total.</w:t>
       </w:r>
     </w:p>
     <w:p>
+      <w:pPr>
+        <w:pageBreakBefore w:val="0"/>
+        <w:spacing w:after="80" w:line="247" w:lineRule="auto"/>
+      </w:pPr>
       <w:r>
-        <w:t>Ease has seven response categories with higher=easier. Use mean1–7 or %6–7. Do not label it five-point CSAT or compare its top-two percentage with CSAT as if the thresholds were identical. FCR base: problem cases with known resolution 1–3; numerator fully resolved in one contact. Pending 9 is excluded and separately disclosed. Task completion base can show Yes/No/Pending rather than dropping pending and overstating success. Callback kept base excludes not-yet-due 9, not late/nonreceived outcomes.</w:t>
+        <w:t>Facilities apply only to channel 2 Branch; transfers, hold, callbacks and IVR to call centre routes. IVR ratings need used_ivr=1; staff audits need staff_contact=1. Wait and handling use minutes, digital response seconds. Zero wait is valid. These adapted domains are not original SERVQUAL gap scores or a licensed ACSI index.</w:t>
       </w:r>
     </w:p>
     <w:p>
       <w:pPr>
         <w:pStyle w:val="Heading1"/>
+        <w:pageBreakBefore w:val="0"/>
       </w:pPr>
       <w:r>
-        <w:rPr>
-          <w:color w:val="000000"/>
-        </w:rPr>
-        <w:t>Service quality domains</w:t>
+        <w:t>Expanded call centre and IVR diagnostics</w:t>
       </w:r>
     </w:p>
     <w:p>
+      <w:pPr>
+        <w:pageBreakBefore w:val="0"/>
+        <w:spacing w:after="80" w:line="247" w:lineRule="auto"/>
+      </w:pPr>
       <w:r>
-        <w:t>The ten event items cover reliability, responsiveness, assurance, empathy and channel access/clarity. Means require both domain items valid. Staff knowledge and empathy are blank for self service. Therefore empathy and full assurance means are not available for purely digital experiences. Physical facilities have two branch-only measures. These are performance-only adapted domains, not a validated original SERVQUAL gap score. ACSI is also not replicated: its official index uses a proprietary econometric weighting of three satisfaction questions (American Customer Satisfaction Index, n.d.).</w:t>
+        <w:t>Queue wait CSAT requires live agent contact, including zero wait; total call time CSAT covers all calls; agent overall CSAT requires live agent contact. Correct first transfer uses transferred live agent calls. Ownership and patience use agreement, as do promises kept when agent_promise_made=1 and urgency handling when urgency_need=1, both live agent routes. Exclude agreement 98 and 99, and promises kept 9 Not yet due or too early to tell, from valid 1 to 5 bases; 9 is not failure.</w:t>
+      </w:r>
+    </w:p>
+    <w:p>
+      <w:pPr>
+        <w:pageBreakBefore w:val="0"/>
+        <w:spacing w:after="80" w:line="247" w:lineRule="auto"/>
+      </w:pPr>
+      <w:r>
+        <w:t>call_agent_contact supports future IVR only calls, absent from these fixtures; original calls retain staff_contact=1 and call_agent_contact=1. IVR availability, speed, accuracy and ease use performance 1 Very poor to 5 Excellent with 98/99 among used_ivr=1. Keep IVR CSAT and clarity. New call diagnostics remain blank in channels 2 to 4.</w:t>
       </w:r>
     </w:p>
     <w:p>
       <w:pPr>
         <w:pStyle w:val="Heading1"/>
+        <w:pageBreakBefore w:val="0"/>
       </w:pPr>
       <w:r>
-        <w:rPr>
-          <w:color w:val="000000"/>
-        </w:rPr>
-        <w:t>Driver priorities and interpretation</w:t>
+        <w:t>Journey continuity</w:t>
       </w:r>
     </w:p>
     <w:p>
+      <w:pPr>
+        <w:pageBreakBefore w:val="0"/>
+        <w:spacing w:after="80" w:line="247" w:lineRule="auto"/>
+      </w:pPr>
       <w:r>
-        <w:t>Start with a descriptive performance-versus-stated-importance matrix for company aspects. Any correlation, regression or relative-importance analysis must use distinct relationship customers, disclose missing-data treatment, collinearity and uncertainty, and remain associational. Channel records from one customer are dependent, and a person’s problem status and provider choice can confound comparisons. Do not label a planted simulation relationship or regression coefficient a causal improvement estimate. Use an intervention or stronger design before estimating effects of fixes.</w:t>
+        <w:t>Use journey_recent30=1 on the Respondents row. The journey is independently anchored to one task, with its own ID, task, first and last contact recency, selected channels, ordered sequence, contact count, digital mode, transfers, repeated information, outcome and overall CSAT. Count that person once. Do not infer a path from the separate latest channel experiences or average channel scores to manufacture journey satisfaction.</w:t>
+      </w:r>
+    </w:p>
+    <w:p>
+      <w:pPr>
+        <w:pageBreakBefore w:val="0"/>
+        <w:spacing w:after="80" w:line="247" w:lineRule="auto"/>
+      </w:pPr>
+      <w:r>
+        <w:t>journey_completed equals 1 for status 1 and 0 for statuses 2 or 3; pending 9 and absent journeys are blank. Report completion among known final outcomes and pending share among all eligible journeys together. journey_multichannel uses all valid recent journeys. Transfer and repeat information percentages use valid 0 or 1 answers among recent journeys, excluding 99. A digital path is an app path only when journey_digital_mode supports that description.</w:t>
       </w:r>
     </w:p>
     <w:p>
       <w:pPr>
         <w:pStyle w:val="Heading1"/>
+        <w:pageBreakBefore w:val="0"/>
       </w:pPr>
       <w:r>
-        <w:rPr>
-          <w:color w:val="000000"/>
-        </w:rPr>
-        <w:t>Weights bases and comparison</w:t>
+        <w:t>Emotions preference and staying</w:t>
       </w:r>
     </w:p>
     <w:p>
+      <w:pPr>
+        <w:pageBreakBefore w:val="0"/>
+        <w:spacing w:after="80" w:line="247" w:lineRule="auto"/>
+      </w:pPr>
       <w:r>
-        <w:t>All figures describe a synthetic allocated customer sample, not the South African banking market. Synthetic weights are relative bounded values normalised to sum to 1,000 among relationship records. Each event inherits its customer weight. Within one channel there is at most one record per person. Across channels, event-weighted results count one person more than once. Show event n and distinct customer n separately. Full design-based inference is not supplied. A weights-only Kish effective n does not correct repeated-person dependence or selection bias. Flag n&lt;50 and suppress inference when n&lt;30; these are declared fixture reporting rules, not universal thresholds.</w:t>
+        <w:t>Show reassured, valued, frustrated, anxious, angry and disappointed separately at channel and journey level. Each uses intensity 1 Not at all, 2 A little, 3 Moderately, 4 Very, 5 Extremely; 99 Do not know. Use valid 1 to 5 bases and matching explanations. Angry or disappointed 4 to 5 means high negative intensity, not favourable CSAT. Mixed emotions are valid; do not create a net index or invent quotations. Supplied text is fictional.</w:t>
       </w:r>
     </w:p>
     <w:p>
+      <w:pPr>
+        <w:pageBreakBefore w:val="0"/>
+        <w:spacing w:after="80" w:line="247" w:lineRule="auto"/>
+      </w:pPr>
       <w:r>
-        <w:br w:type="page"/>
+        <w:t>experience_preference5, channel_preference5 and journey_preference5 measure agreement, with top two 4 to 5. Keep recall and grain in the label. Staying reasons are multiple response: genuine preference, habit, contractual restriction, switching inconvenience, lack of alternatives and other. None and Do not know are exclusive. Primary reason must be selected or carry the exclusive code. Multiple reason percentages may exceed 100 in total. Continuing use is not proof of genuine loyalty.</w:t>
       </w:r>
     </w:p>
     <w:p>
       <w:pPr>
         <w:pStyle w:val="Heading1"/>
+        <w:pageBreakBefore w:val="0"/>
       </w:pPr>
       <w:r>
-        <w:rPr>
-          <w:color w:val="000000"/>
-        </w:rPr>
-        <w:t>Testing reference and compatibility</w:t>
+        <w:t>Comparable recent competitor experience</w:t>
       </w:r>
     </w:p>
     <w:p>
+      <w:pPr>
+        <w:pageBreakBefore w:val="0"/>
+        <w:spacing w:after="80" w:line="247" w:lineRule="auto"/>
+      </w:pPr>
       <w:r>
-        <w:t>Reference JSON and the metric workbook are optional answer keys for Codex. They identify variable, statistic, wave, company, channel, numerator, weighted base, raw base and expected value. validate_pack.py checks exported data, routes, IDs, joins and arithmetic. This is not a native app or dashboard acceptance pass. Expected stored percentages should agree within 0.000001pp; one-decimal displays within 0.05pp. Verify IDs exactly.</w:t>
+        <w:t>A paired benchmark requires benchmark_recent_same_task30=1, an alternative provider different from the main company, benchmark_task matching journey_task, personal use 0 to 30 days ago, and both journey_csat5 and benchmark_csat5 valid 1 to 5. benchmark_gap5 is main provider minus alternative in scale points. Average these within person gaps with the canonical customer weight; never subtract independently filtered means.</w:t>
       </w:r>
     </w:p>
     <w:p>
+      <w:pPr>
+        <w:pageBreakBefore w:val="0"/>
+        <w:spacing w:after="80" w:line="247" w:lineRule="auto"/>
+      </w:pPr>
       <w:r>
-        <w:t>The supplied historical workbook is already synthetic and has 97 columns, including 0–10 company/call-centre satisfaction, IVR, service drivers and loyalty items. It lacks the full multi-channel design and demographics needed here. Do not fabricate a five-point top-two-box conversion from it. Hold the new five-point instrument constant across its three waves; bridge to an old series only with a planned parallel measurement study. The attached Word template is general and must not be described as the original source of these new CSM scales.</w:t>
+        <w:t>A channel specific comparison additionally requires the anchored journey to use a single channel matching benchmark_channel. Show eligible raw and weighted bases and excluded or noncomparable counts. Where eligibility fails, show Not measured rather than zero or parity. Selection, recall, complexity and channel mix still differ; the result does not identify a causal provider effect.</w:t>
       </w:r>
     </w:p>
     <w:p>
       <w:pPr>
         <w:pStyle w:val="Heading1"/>
+        <w:pageBreakBefore w:val="0"/>
       </w:pPr>
       <w:r>
-        <w:rPr>
-          <w:color w:val="000000"/>
-        </w:rPr>
-        <w:t>Planted demonstration stories</w:t>
+        <w:t>Optional noncustomer profiles</w:t>
       </w:r>
     </w:p>
     <w:p>
+      <w:pPr>
+        <w:pageBreakBefore w:val="0"/>
+        <w:spacing w:after="80" w:line="247" w:lineRule="auto"/>
+      </w:pPr>
       <w:r>
-        <w:t>Banking: company experience generally strengthens across waves, the call-centre experience weakens in wave 2 and digital self service strengthens in wave 3. Mobile: a wave-2 service decline is followed by wave-3 recovery. Problem outcomes and repeated contact are related to channel ratings. These are simulation assumptions, not actual provider or market findings. No regulator data, client account records or collected feedback was used to generate them.</w:t>
+        <w:t>Keep Banking_CSM_Noncustomer_Wave_N.xlsx separate, using Noncustomers. The 500 supplemental FNB noncustomers per wave have no current focal use, including secondary use, and weight=1. Awareness gates focal consideration and expected performance. Never show focal CSAT, NPS, experienced service or emotional outcomes. Alternative CSAT requires alternative_recent30=1 and a personal task, channel and valid 30 day window.</w:t>
+      </w:r>
+    </w:p>
+    <w:p>
+      <w:pPr>
+        <w:pageBreakBefore w:val="0"/>
+        <w:spacing w:after="80" w:line="247" w:lineRule="auto"/>
+      </w:pPr>
+      <w:r>
+        <w:t>Keep future expectations and retrospective current customer performance as separate profiles with explicit scales and bases. Do not pool these populations for market share or prevalence, or invent a paired expectations gap, pre and post change or provider ranking.</w:t>
       </w:r>
     </w:p>
     <w:p>
       <w:pPr>
         <w:pStyle w:val="Heading1"/>
-        <w:keepNext/>
+        <w:pageBreakBefore w:val="0"/>
       </w:pPr>
       <w:r>
-        <w:rPr>
-          <w:color w:val="000000"/>
-        </w:rPr>
-        <w:t>Added journey emotion and preference views</w:t>
+        <w:t>Weights dependence and comparisons</w:t>
       </w:r>
     </w:p>
     <w:p>
-      <w:pPr/>
+      <w:pPr>
+        <w:pageBreakBefore w:val="0"/>
+        <w:spacing w:after="80" w:line="247" w:lineRule="auto"/>
+      </w:pPr>
       <w:r>
-        <w:t>Retain the two original company and channel views. Add a customer-level Journey continuity view using J fields in Relationship data. Show end-to-end CSAT, task outcome including pending, multi-channel share, transfers, repeated information, ordered paths and contacts. Filter by anchored task, channel combination, digital mode, company and wave. Count one customer once. App to call centre to branch is a path only when journey_sequence supports it; separate latest-channel records do not establish that path.</w:t>
+        <w:t>Use the unchanged customer weight once per person for company and journey estimates and once in a selected channel. These relative demonstration weights sum to 1,000 per sector wave, not market expansion factors. Dividing by channels used or multiplying by contacts changes the estimand and is not the default.</w:t>
       </w:r>
     </w:p>
     <w:p>
-      <w:pPr/>
+      <w:pPr>
+        <w:pageBreakBefore w:val="0"/>
+        <w:spacing w:after="80" w:line="247" w:lineRule="auto"/>
+      </w:pPr>
       <w:r>
-        <w:t>Show reassured, valued, frustrated and anxious separately, using valid 1–5 intensity bases. Add the actual open-text reasons alongside the correct channel or journey record, clearly marked synthetic in demo mode. Keep positive and negative emotions distinct. Experience preference is agreement, not satisfaction. Show reasons for staying as a multiple-response chart plus primary reason; percentages need not sum to 100 across multiple reasons. Do not create a false forced split when respondents select preference and constraints together.</w:t>
+        <w:t>All_Waves files are exact row concatenations, not longitudinal panels. Preserve wave and its original weights; do not silently renormalise across waves. Default to one wave. Any deliberate pooled estimate must label its cross sectional composition and period, not imply within person change.</w:t>
+      </w:r>
+    </w:p>
+    <w:p>
+      <w:pPr>
+        <w:pageBreakBefore w:val="0"/>
+        <w:spacing w:after="80" w:line="247" w:lineRule="auto"/>
+      </w:pPr>
+      <w:r>
+        <w:t>Pooling Experiences rows counts people once per used channel with the same weight. Label this pooled latest customer channel experiences, showing experience n and distinct customer n. Original channel=0 references use that pooled base, not unique customers, company ratings or journeys.</w:t>
+      </w:r>
+    </w:p>
+    <w:p>
+      <w:pPr>
+        <w:pageBreakBefore w:val="0"/>
+        <w:spacing w:after="80" w:line="247" w:lineRule="auto"/>
+      </w:pPr>
+      <w:r>
+        <w:t>Channel comparisons involve repeated people and are not independent sample tests. Any inference must account for within person dependence and the relevant design; weights only Kish effective n does not correct dependence or selection bias. The fixtures do not supply full design based inference. Flag raw valid n below 50 and suppress inference below 30 as declared demonstration rules, not universal standards.</w:t>
       </w:r>
     </w:p>
     <w:p>
       <w:pPr>
         <w:pStyle w:val="Heading1"/>
-        <w:keepNext/>
+        <w:pageBreakBefore w:val="0"/>
       </w:pPr>
       <w:r>
-        <w:rPr>
-          <w:color w:val="000000"/>
-        </w:rPr>
-        <w:t>Competitive and noncustomer context</w:t>
+        <w:t>Filters and descriptive priorities</w:t>
       </w:r>
     </w:p>
     <w:p>
-      <w:pPr/>
+      <w:pPr>
+        <w:pageBreakBefore w:val="0"/>
+        <w:spacing w:after="80" w:line="247" w:lineRule="auto"/>
+      </w:pPr>
       <w:r>
-        <w:t>Import Banking_CSM_Noncustomer_Wave_N.xlsx separately, selecting Noncustomers. There are 500 independent supplemental FNB noncustomers per wave, not replacements for existing customers and not a sector non-user sample. They have no current focal use, including secondary use. Focal awareness gates focal expectations and consideration. Never request or display focal CSAT, NPS, service performance or emotional experience ratings for them.</w:t>
+        <w:t>Provide sector, wave, company, age, gender, province, income, segment, product and tenure filters. Add channel, digital mode, reason, problem and staff contact for channel views; anchored task, path and journey outcome for journey views. A company score filtered to channel users or journey participants changes its population: label that subgroup and still count distinct customers. Apply filters to numerator and denominator together.</w:t>
       </w:r>
     </w:p>
     <w:p>
-      <w:pPr/>
+      <w:pPr>
+        <w:pageBreakBefore w:val="0"/>
+        <w:spacing w:after="80" w:line="247" w:lineRule="auto"/>
+      </w:pPr>
       <w:r>
-        <w:t>Customer competitive comparisons use actual same-task-type alternative use within 30 days. Calculate benchmark_gap5 on the paired valid 1–5 base only; do not subtract independently filtered means. Match provider, task, period and, when making a channel comparison, channel. Display Not measured when recent use or comparability is absent. Selection, recall, task complexity and channel mix may differ; these data do not identify a causal provider effect.</w:t>
-      </w:r>
-    </w:p>
-    <w:p>
-      <w:pPr/>
-      <w:r>
-        <w:t>The noncustomer expectation grid repeats the six original company attributes with 1 Very poor through 5 Excellent as anticipated future performance, not observed service. Its importance grid uses the original importance anchors. Expectations for a prospective relationship have a different time referent from customers’ retrospective three-month performance. Present them as separate descriptive profiles; do not manufacture a customer expectation gap, paired change, provider ranking or causal effect. Do not pool samples to estimate prevalence or market share.</w:t>
+        <w:t>Use performance versus stated importance to identify descriptive priorities. Correlations or regressions must use the intended grain, disclose missing data, collinearity and uncertainty, and remain associational. Do not promise causal uplift, churn reduction, ROI or market leadership. The banking fixture generally strengthens at company level across waves, weakens in the call centre in wave 2 and strengthens in digital self service in wave 3. These are planted synthetic stories, not collected evidence about actual providers.</w:t>
       </w:r>
     </w:p>
     <w:p>
       <w:pPr>
         <w:pStyle w:val="Heading1"/>
-        <w:keepNext/>
+        <w:pageBreakBefore w:val="0"/>
       </w:pPr>
       <w:r>
-        <w:rPr>
-          <w:color w:val="000000"/>
-        </w:rPr>
-        <w:t>Expanded metric definitions and handoff</w:t>
+        <w:t>Fixture checks and reporting acceptance</w:t>
       </w:r>
     </w:p>
+    <w:tbl>
+      <w:tblPr>
+        <w:tblW w:type="auto" w:w="0"/>
+        <w:jc w:val="center"/>
+        <w:tblLayout w:type="fixed"/>
+        <w:tblLook w:firstColumn="1" w:firstRow="1" w:lastColumn="0" w:lastRow="0" w:noHBand="0" w:noVBand="1" w:val="04A0"/>
+      </w:tblPr>
+      <w:tblGrid>
+        <w:gridCol w:w="1008"/>
+        <w:gridCol w:w="1728"/>
+        <w:gridCol w:w="3312"/>
+        <w:gridCol w:w="3600"/>
+      </w:tblGrid>
+      <w:tr>
+        <w:trPr>
+          <w:cantSplit/>
+          <w:tblHeader/>
+        </w:trPr>
+        <w:tc>
+          <w:tcPr>
+            <w:tcW w:type="dxa" w:w="1008"/>
+            <w:vAlign w:val="center"/>
+            <w:shd w:fill="EDEDED"/>
+            <w:tcMar>
+              <w:top w:w="85" w:type="dxa"/>
+              <w:left w:w="130" w:type="dxa"/>
+              <w:bottom w:w="85" w:type="dxa"/>
+              <w:right w:w="130" w:type="dxa"/>
+            </w:tcMar>
+          </w:tcPr>
+          <w:p>
+            <w:pPr>
+              <w:spacing w:after="40" w:before="40"/>
+            </w:pPr>
+            <w:r>
+              <w:rPr>
+                <w:rFonts w:ascii="Arial" w:hAnsi="Arial"/>
+                <w:b/>
+                <w:color w:val="000000"/>
+                <w:sz w:val="22"/>
+              </w:rPr>
+              <w:t>Wave</w:t>
+            </w:r>
+          </w:p>
+        </w:tc>
+        <w:tc>
+          <w:tcPr>
+            <w:tcW w:type="dxa" w:w="1728"/>
+            <w:vAlign w:val="center"/>
+            <w:shd w:fill="EDEDED"/>
+            <w:tcMar>
+              <w:top w:w="85" w:type="dxa"/>
+              <w:left w:w="130" w:type="dxa"/>
+              <w:bottom w:w="85" w:type="dxa"/>
+              <w:right w:w="130" w:type="dxa"/>
+            </w:tcMar>
+          </w:tcPr>
+          <w:p>
+            <w:pPr>
+              <w:spacing w:after="40" w:before="40"/>
+            </w:pPr>
+            <w:r>
+              <w:rPr>
+                <w:rFonts w:ascii="Arial" w:hAnsi="Arial"/>
+                <w:b/>
+                <w:color w:val="000000"/>
+                <w:sz w:val="22"/>
+              </w:rPr>
+              <w:t>Customers</w:t>
+            </w:r>
+          </w:p>
+        </w:tc>
+        <w:tc>
+          <w:tcPr>
+            <w:tcW w:type="dxa" w:w="3312"/>
+            <w:vAlign w:val="center"/>
+            <w:shd w:fill="EDEDED"/>
+            <w:tcMar>
+              <w:top w:w="85" w:type="dxa"/>
+              <w:left w:w="130" w:type="dxa"/>
+              <w:bottom w:w="85" w:type="dxa"/>
+              <w:right w:w="130" w:type="dxa"/>
+            </w:tcMar>
+          </w:tcPr>
+          <w:p>
+            <w:pPr>
+              <w:spacing w:after="40" w:before="40"/>
+            </w:pPr>
+            <w:r>
+              <w:rPr>
+                <w:rFonts w:ascii="Arial" w:hAnsi="Arial"/>
+                <w:b/>
+                <w:color w:val="000000"/>
+                <w:sz w:val="22"/>
+              </w:rPr>
+              <w:t>Experience rows</w:t>
+            </w:r>
+          </w:p>
+        </w:tc>
+        <w:tc>
+          <w:tcPr>
+            <w:tcW w:type="dxa" w:w="3600"/>
+            <w:vAlign w:val="center"/>
+            <w:shd w:fill="EDEDED"/>
+            <w:tcMar>
+              <w:top w:w="85" w:type="dxa"/>
+              <w:left w:w="130" w:type="dxa"/>
+              <w:bottom w:w="85" w:type="dxa"/>
+              <w:right w:w="130" w:type="dxa"/>
+            </w:tcMar>
+          </w:tcPr>
+          <w:p>
+            <w:pPr>
+              <w:spacing w:after="40" w:before="40"/>
+            </w:pPr>
+            <w:r>
+              <w:rPr>
+                <w:rFonts w:ascii="Arial" w:hAnsi="Arial"/>
+                <w:b/>
+                <w:color w:val="000000"/>
+                <w:sz w:val="22"/>
+              </w:rPr>
+              <w:t>No channel customers</w:t>
+            </w:r>
+          </w:p>
+        </w:tc>
+      </w:tr>
+      <w:tr>
+        <w:trPr>
+          <w:cantSplit/>
+        </w:trPr>
+        <w:tc>
+          <w:tcPr>
+            <w:tcW w:type="dxa" w:w="1008"/>
+            <w:vAlign w:val="center"/>
+            <w:tcMar>
+              <w:top w:w="85" w:type="dxa"/>
+              <w:left w:w="130" w:type="dxa"/>
+              <w:bottom w:w="85" w:type="dxa"/>
+              <w:right w:w="130" w:type="dxa"/>
+            </w:tcMar>
+          </w:tcPr>
+          <w:p>
+            <w:pPr>
+              <w:spacing w:after="40" w:before="40"/>
+            </w:pPr>
+            <w:r>
+              <w:rPr>
+                <w:rFonts w:ascii="Arial" w:hAnsi="Arial"/>
+                <w:b w:val="0"/>
+                <w:color w:val="000000"/>
+                <w:sz w:val="22"/>
+              </w:rPr>
+              <w:t>1</w:t>
+            </w:r>
+          </w:p>
+        </w:tc>
+        <w:tc>
+          <w:tcPr>
+            <w:tcW w:type="dxa" w:w="1728"/>
+            <w:vAlign w:val="center"/>
+            <w:tcMar>
+              <w:top w:w="85" w:type="dxa"/>
+              <w:left w:w="130" w:type="dxa"/>
+              <w:bottom w:w="85" w:type="dxa"/>
+              <w:right w:w="130" w:type="dxa"/>
+            </w:tcMar>
+          </w:tcPr>
+          <w:p>
+            <w:pPr>
+              <w:spacing w:after="40" w:before="40"/>
+            </w:pPr>
+            <w:r>
+              <w:rPr>
+                <w:rFonts w:ascii="Arial" w:hAnsi="Arial"/>
+                <w:b w:val="0"/>
+                <w:color w:val="000000"/>
+                <w:sz w:val="22"/>
+              </w:rPr>
+              <w:t>1,000</w:t>
+            </w:r>
+          </w:p>
+        </w:tc>
+        <w:tc>
+          <w:tcPr>
+            <w:tcW w:type="dxa" w:w="3312"/>
+            <w:vAlign w:val="center"/>
+            <w:tcMar>
+              <w:top w:w="85" w:type="dxa"/>
+              <w:left w:w="130" w:type="dxa"/>
+              <w:bottom w:w="85" w:type="dxa"/>
+              <w:right w:w="130" w:type="dxa"/>
+            </w:tcMar>
+          </w:tcPr>
+          <w:p>
+            <w:pPr>
+              <w:spacing w:after="40" w:before="40"/>
+            </w:pPr>
+            <w:r>
+              <w:rPr>
+                <w:rFonts w:ascii="Arial" w:hAnsi="Arial"/>
+                <w:b w:val="0"/>
+                <w:color w:val="000000"/>
+                <w:sz w:val="22"/>
+              </w:rPr>
+              <w:t>1,615</w:t>
+            </w:r>
+          </w:p>
+        </w:tc>
+        <w:tc>
+          <w:tcPr>
+            <w:tcW w:type="dxa" w:w="3600"/>
+            <w:vAlign w:val="center"/>
+            <w:tcMar>
+              <w:top w:w="85" w:type="dxa"/>
+              <w:left w:w="130" w:type="dxa"/>
+              <w:bottom w:w="85" w:type="dxa"/>
+              <w:right w:w="130" w:type="dxa"/>
+            </w:tcMar>
+          </w:tcPr>
+          <w:p>
+            <w:pPr>
+              <w:spacing w:after="40" w:before="40"/>
+            </w:pPr>
+            <w:r>
+              <w:rPr>
+                <w:rFonts w:ascii="Arial" w:hAnsi="Arial"/>
+                <w:b w:val="0"/>
+                <w:color w:val="000000"/>
+                <w:sz w:val="22"/>
+              </w:rPr>
+              <w:t>95</w:t>
+            </w:r>
+          </w:p>
+        </w:tc>
+      </w:tr>
+      <w:tr>
+        <w:trPr>
+          <w:cantSplit/>
+        </w:trPr>
+        <w:tc>
+          <w:tcPr>
+            <w:tcW w:type="dxa" w:w="1008"/>
+            <w:vAlign w:val="center"/>
+            <w:tcMar>
+              <w:top w:w="85" w:type="dxa"/>
+              <w:left w:w="130" w:type="dxa"/>
+              <w:bottom w:w="85" w:type="dxa"/>
+              <w:right w:w="130" w:type="dxa"/>
+            </w:tcMar>
+          </w:tcPr>
+          <w:p>
+            <w:pPr>
+              <w:spacing w:after="40" w:before="40"/>
+            </w:pPr>
+            <w:r>
+              <w:rPr>
+                <w:rFonts w:ascii="Arial" w:hAnsi="Arial"/>
+                <w:b w:val="0"/>
+                <w:color w:val="000000"/>
+                <w:sz w:val="22"/>
+              </w:rPr>
+              <w:t>2</w:t>
+            </w:r>
+          </w:p>
+        </w:tc>
+        <w:tc>
+          <w:tcPr>
+            <w:tcW w:type="dxa" w:w="1728"/>
+            <w:vAlign w:val="center"/>
+            <w:tcMar>
+              <w:top w:w="85" w:type="dxa"/>
+              <w:left w:w="130" w:type="dxa"/>
+              <w:bottom w:w="85" w:type="dxa"/>
+              <w:right w:w="130" w:type="dxa"/>
+            </w:tcMar>
+          </w:tcPr>
+          <w:p>
+            <w:pPr>
+              <w:spacing w:after="40" w:before="40"/>
+            </w:pPr>
+            <w:r>
+              <w:rPr>
+                <w:rFonts w:ascii="Arial" w:hAnsi="Arial"/>
+                <w:b w:val="0"/>
+                <w:color w:val="000000"/>
+                <w:sz w:val="22"/>
+              </w:rPr>
+              <w:t>1,000</w:t>
+            </w:r>
+          </w:p>
+        </w:tc>
+        <w:tc>
+          <w:tcPr>
+            <w:tcW w:type="dxa" w:w="3312"/>
+            <w:vAlign w:val="center"/>
+            <w:tcMar>
+              <w:top w:w="85" w:type="dxa"/>
+              <w:left w:w="130" w:type="dxa"/>
+              <w:bottom w:w="85" w:type="dxa"/>
+              <w:right w:w="130" w:type="dxa"/>
+            </w:tcMar>
+          </w:tcPr>
+          <w:p>
+            <w:pPr>
+              <w:spacing w:after="40" w:before="40"/>
+            </w:pPr>
+            <w:r>
+              <w:rPr>
+                <w:rFonts w:ascii="Arial" w:hAnsi="Arial"/>
+                <w:b w:val="0"/>
+                <w:color w:val="000000"/>
+                <w:sz w:val="22"/>
+              </w:rPr>
+              <w:t>1,653</w:t>
+            </w:r>
+          </w:p>
+        </w:tc>
+        <w:tc>
+          <w:tcPr>
+            <w:tcW w:type="dxa" w:w="3600"/>
+            <w:vAlign w:val="center"/>
+            <w:tcMar>
+              <w:top w:w="85" w:type="dxa"/>
+              <w:left w:w="130" w:type="dxa"/>
+              <w:bottom w:w="85" w:type="dxa"/>
+              <w:right w:w="130" w:type="dxa"/>
+            </w:tcMar>
+          </w:tcPr>
+          <w:p>
+            <w:pPr>
+              <w:spacing w:after="40" w:before="40"/>
+            </w:pPr>
+            <w:r>
+              <w:rPr>
+                <w:rFonts w:ascii="Arial" w:hAnsi="Arial"/>
+                <w:b w:val="0"/>
+                <w:color w:val="000000"/>
+                <w:sz w:val="22"/>
+              </w:rPr>
+              <w:t>85</w:t>
+            </w:r>
+          </w:p>
+        </w:tc>
+      </w:tr>
+      <w:tr>
+        <w:trPr>
+          <w:cantSplit/>
+        </w:trPr>
+        <w:tc>
+          <w:tcPr>
+            <w:tcW w:type="dxa" w:w="1008"/>
+            <w:vAlign w:val="center"/>
+            <w:tcMar>
+              <w:top w:w="85" w:type="dxa"/>
+              <w:left w:w="130" w:type="dxa"/>
+              <w:bottom w:w="85" w:type="dxa"/>
+              <w:right w:w="130" w:type="dxa"/>
+            </w:tcMar>
+          </w:tcPr>
+          <w:p>
+            <w:pPr>
+              <w:spacing w:after="40" w:before="40"/>
+            </w:pPr>
+            <w:r>
+              <w:rPr>
+                <w:rFonts w:ascii="Arial" w:hAnsi="Arial"/>
+                <w:b w:val="0"/>
+                <w:color w:val="000000"/>
+                <w:sz w:val="22"/>
+              </w:rPr>
+              <w:t>3</w:t>
+            </w:r>
+          </w:p>
+        </w:tc>
+        <w:tc>
+          <w:tcPr>
+            <w:tcW w:type="dxa" w:w="1728"/>
+            <w:vAlign w:val="center"/>
+            <w:tcMar>
+              <w:top w:w="85" w:type="dxa"/>
+              <w:left w:w="130" w:type="dxa"/>
+              <w:bottom w:w="85" w:type="dxa"/>
+              <w:right w:w="130" w:type="dxa"/>
+            </w:tcMar>
+          </w:tcPr>
+          <w:p>
+            <w:pPr>
+              <w:spacing w:after="40" w:before="40"/>
+            </w:pPr>
+            <w:r>
+              <w:rPr>
+                <w:rFonts w:ascii="Arial" w:hAnsi="Arial"/>
+                <w:b w:val="0"/>
+                <w:color w:val="000000"/>
+                <w:sz w:val="22"/>
+              </w:rPr>
+              <w:t>1,000</w:t>
+            </w:r>
+          </w:p>
+        </w:tc>
+        <w:tc>
+          <w:tcPr>
+            <w:tcW w:type="dxa" w:w="3312"/>
+            <w:vAlign w:val="center"/>
+            <w:tcMar>
+              <w:top w:w="85" w:type="dxa"/>
+              <w:left w:w="130" w:type="dxa"/>
+              <w:bottom w:w="85" w:type="dxa"/>
+              <w:right w:w="130" w:type="dxa"/>
+            </w:tcMar>
+          </w:tcPr>
+          <w:p>
+            <w:pPr>
+              <w:spacing w:after="40" w:before="40"/>
+            </w:pPr>
+            <w:r>
+              <w:rPr>
+                <w:rFonts w:ascii="Arial" w:hAnsi="Arial"/>
+                <w:b w:val="0"/>
+                <w:color w:val="000000"/>
+                <w:sz w:val="22"/>
+              </w:rPr>
+              <w:t>1,569</w:t>
+            </w:r>
+          </w:p>
+        </w:tc>
+        <w:tc>
+          <w:tcPr>
+            <w:tcW w:type="dxa" w:w="3600"/>
+            <w:vAlign w:val="center"/>
+            <w:tcMar>
+              <w:top w:w="85" w:type="dxa"/>
+              <w:left w:w="130" w:type="dxa"/>
+              <w:bottom w:w="85" w:type="dxa"/>
+              <w:right w:w="130" w:type="dxa"/>
+            </w:tcMar>
+          </w:tcPr>
+          <w:p>
+            <w:pPr>
+              <w:spacing w:after="40" w:before="40"/>
+            </w:pPr>
+            <w:r>
+              <w:rPr>
+                <w:rFonts w:ascii="Arial" w:hAnsi="Arial"/>
+                <w:b w:val="0"/>
+                <w:color w:val="000000"/>
+                <w:sz w:val="22"/>
+              </w:rPr>
+              <w:t>88</w:t>
+            </w:r>
+          </w:p>
+        </w:tc>
+      </w:tr>
+    </w:tbl>
     <w:p>
-      <w:pPr/>
+      <w:pPr>
+        <w:pageBreakBefore w:val="0"/>
+        <w:spacing w:after="80" w:line="247" w:lineRule="auto"/>
+      </w:pPr>
       <w:r>
-        <w:t>journey_completed excludes pending outcomes from its known-final-outcome base; show pending/all journeys next to it. journey_multichannel uses all valid recent journeys. Transfers and repeated information use valid 0/1 answers among recent journeys; 99 is excluded. Preference top two is agreement 4–5. Each emotion mean uses valid 1–5 responses only. benchmark_gap5 is in scale points, not percent or percentage points. New reference results retain their exact raw and weighted bases.</w:t>
-      </w:r>
-    </w:p>
-    <w:p>
-      <w:pPr/>
-      <w:r>
-        <w:t>Read 03_Claude_Implementation_Instructions.docx before implementing. The existing app font and layout are unchanged requirements and the only accent remains #2563eb. The optional test-reference JSON files are validation aids, never a prerequisite for normal XLSX import. All original reference statistics are retained. Validate fixture integrity, then compare actual app outputs before claiming app acceptance. No app changes were performed in this pack update.</w:t>
+        <w:t>Verify 1,000 distinct respondent keys per wave with 100 company and 88 channel fields. All_Waves must exactly concatenate 3,000 customer rows and 4,837 experience rows. Retain every original 98 field company and 71 field channel value, including shared context. Validate additions separately. Preserve original reference metrics and bases: unrounded percentages and scale points within 0.000001; one decimal displays within 0.05. Fixture checks alone do not establish application acceptance.</w:t>
       </w:r>
     </w:p>
     <w:p>
       <w:pPr>
-        <w:pStyle w:val="Heading1"/>
+        <w:pageBreakBefore w:val="0"/>
+        <w:spacing w:after="80" w:line="247" w:lineRule="auto"/>
       </w:pPr>
       <w:r>
-        <w:rPr>
-          <w:color w:val="000000"/>
-        </w:rPr>
-        <w:t>References</w:t>
-      </w:r>
-    </w:p>
-    <w:p>
-      <w:pPr>
-        <w:ind w:left="360" w:hanging="360"/>
-      </w:pPr>
-      <w:r>
-        <w:t xml:space="preserve">American Customer Satisfaction Index. (n.d.). </w:t>
-      </w:r>
-      <w:r>
-        <w:rPr>
-          <w:i/>
-        </w:rPr>
-        <w:t>The science of customer satisfaction.</w:t>
-      </w:r>
-      <w:r>
-        <w:t xml:space="preserve">  https://theacsi.com/company/the-science-of-customer-satisfaction/</w:t>
-      </w:r>
-    </w:p>
-    <w:p>
-      <w:pPr>
-        <w:ind w:left="360" w:hanging="360"/>
-      </w:pPr>
-      <w:r>
-        <w:t xml:space="preserve">Qualtrics. (2024, February 27). </w:t>
-      </w:r>
-      <w:r>
-        <w:rPr>
-          <w:i/>
-        </w:rPr>
-        <w:t>Customer experience metrics How to measure CX.</w:t>
-      </w:r>
-      <w:r>
-        <w:t xml:space="preserve">  https://www.qualtrics.com/en-au/articles/customer-experience/customer-experience-measurement-metrics/</w:t>
-      </w:r>
-    </w:p>
-    <w:p>
-      <w:pPr>
-        <w:ind w:left="360" w:hanging="360"/>
-      </w:pPr>
-      <w:r>
-        <w:t xml:space="preserve">Parasuraman, A., Zeithaml, V. A., &amp; Berry, L. L. (1988). </w:t>
-      </w:r>
-      <w:r>
-        <w:rPr>
-          <w:i/>
-        </w:rPr>
-        <w:t>SERVQUAL A multiple-item scale for measuring consumer perceptions of service quality.</w:t>
-      </w:r>
-      <w:r>
-        <w:t xml:space="preserve"> Journal of Retailing, 64(1), 12–40. Accessible repository copy. https://zenodo.org/records/14579730</w:t>
-      </w:r>
-    </w:p>
-    <w:p>
-      <w:pPr>
-        <w:ind w:left="360" w:hanging="360"/>
-      </w:pPr>
-      <w:r>
-        <w:t xml:space="preserve">Bain &amp; Company. (n.d.). </w:t>
-      </w:r>
-      <w:r>
-        <w:rPr>
-          <w:i/>
-        </w:rPr>
-        <w:t>Measuring your Net Promoter Score.</w:t>
-      </w:r>
-      <w:r>
-        <w:t xml:space="preserve">  https://www.netpromotersystem.com/about/measuring-your-net-promoter-score/</w:t>
+        <w:t>Export metric definition, grain, sample type, wave, provider, task and period filters, valid raw and weighted bases, missing or pending counts and a synthetic label. Keep the historical 97 column workbook and its 0 to 10 measures separate; no five point conversion is justified. The earlier Word attachment is a general template, not the source of these CSM scales.</w:t>
       </w:r>
     </w:p>
     <w:sectPr>
       <w:footerReference w:type="default" r:id="rId9"/>
-      <w:pgSz w:w="12240" w:h="15840"/>
-      <w:pgMar w:top="936" w:right="1080" w:bottom="936" w:left="1080" w:header="720" w:footer="720" w:gutter="0"/>
+      <w:pgSz w:w="11909" w:h="16834"/>
+      <w:pgMar w:top="1008" w:right="1094" w:bottom="1008" w:left="1094" w:header="720" w:footer="432" w:gutter="0"/>
       <w:cols w:space="720"/>
       <w:docGrid w:linePitch="360"/>
     </w:sectPr>
@@ -615,7 +2041,11 @@
       <w:jc w:val="right"/>
     </w:pPr>
     <w:r>
-      <w:t xml:space="preserve">Customer satisfaction tracking | </w:t>
+      <w:rPr>
+        <w:rFonts w:ascii="Arial" w:hAnsi="Arial"/>
+        <w:color w:val="000000"/>
+        <w:sz w:val="18"/>
+      </w:rPr>
     </w:r>
     <w:fldSimple w:instr="PAGE"/>
   </w:p>
@@ -986,11 +2416,14 @@
     <w:qFormat/>
     <w:rsid w:val="00FC693F"/>
     <w:pPr>
-      <w:spacing w:after="80"/>
+      <w:widowControl/>
+      <w:spacing w:line="247" w:lineRule="auto" w:after="80"/>
     </w:pPr>
     <w:rPr>
-      <w:rFonts w:ascii="Calibri" w:hAnsi="Calibri"/>
-      <w:sz w:val="20"/>
+      <w:rFonts w:ascii="Arial" w:hAnsi="Arial"/>
+      <w:i w:val="0"/>
+      <w:color w:val="000000"/>
+      <w:sz w:val="22"/>
     </w:rPr>
   </w:style>
   <w:style w:type="paragraph" w:styleId="Header">
@@ -1048,15 +2481,17 @@
     <w:pPr>
       <w:keepNext/>
       <w:keepLines/>
-      <w:spacing w:before="480" w:after="0"/>
+      <w:widowControl/>
+      <w:spacing w:before="180" w:after="100" w:line="252" w:lineRule="auto"/>
       <w:outlineLvl w:val="0"/>
     </w:pPr>
     <w:rPr>
-      <w:rFonts w:asciiTheme="majorHAnsi" w:eastAsiaTheme="majorEastAsia" w:hAnsiTheme="majorHAnsi" w:cstheme="majorBidi" w:ascii="Calibri" w:hAnsi="Calibri"/>
+      <w:rFonts w:asciiTheme="majorHAnsi" w:eastAsiaTheme="majorEastAsia" w:hAnsiTheme="majorHAnsi" w:cstheme="majorBidi" w:ascii="Arial" w:hAnsi="Arial"/>
       <w:b/>
       <w:bCs/>
+      <w:i w:val="0"/>
       <w:color w:val="000000"/>
-      <w:sz w:val="34"/>
+      <w:sz w:val="26"/>
       <w:szCs w:val="28"/>
     </w:rPr>
   </w:style>
@@ -1072,15 +2507,17 @@
     <w:pPr>
       <w:keepNext/>
       <w:keepLines/>
-      <w:spacing w:before="200" w:after="0"/>
+      <w:widowControl/>
+      <w:spacing w:before="180" w:after="100" w:line="252" w:lineRule="auto"/>
       <w:outlineLvl w:val="1"/>
     </w:pPr>
     <w:rPr>
-      <w:rFonts w:asciiTheme="majorHAnsi" w:eastAsiaTheme="majorEastAsia" w:hAnsiTheme="majorHAnsi" w:cstheme="majorBidi" w:ascii="Calibri" w:hAnsi="Calibri"/>
+      <w:rFonts w:asciiTheme="majorHAnsi" w:eastAsiaTheme="majorEastAsia" w:hAnsiTheme="majorHAnsi" w:cstheme="majorBidi" w:ascii="Arial" w:hAnsi="Arial"/>
       <w:b/>
       <w:bCs/>
+      <w:i w:val="0"/>
       <w:color w:val="000000"/>
-      <w:sz w:val="24"/>
+      <w:sz w:val="22"/>
       <w:szCs w:val="26"/>
     </w:rPr>
   </w:style>
@@ -1103,7 +2540,7 @@
       <w:rFonts w:asciiTheme="majorHAnsi" w:eastAsiaTheme="majorEastAsia" w:hAnsiTheme="majorHAnsi" w:cstheme="majorBidi"/>
       <w:b/>
       <w:bCs/>
-      <w:color w:val="000000"/>
+      <w:color w:val="4F81BD" w:themeColor="accent1"/>
     </w:rPr>
   </w:style>
   <w:style w:type="paragraph" w:styleId="Heading4">
@@ -1334,15 +2771,19 @@
     <w:qFormat/>
     <w:rsid w:val="00FC693F"/>
     <w:pPr>
-      <w:spacing w:after="300" w:line="240" w:lineRule="auto"/>
+      <w:keepNext/>
+      <w:widowControl/>
+      <w:spacing w:after="100" w:line="252" w:lineRule="auto" w:before="0"/>
       <w:contextualSpacing/>
     </w:pPr>
     <w:rPr>
-      <w:rFonts w:asciiTheme="majorHAnsi" w:eastAsiaTheme="majorEastAsia" w:hAnsiTheme="majorHAnsi" w:cstheme="majorBidi" w:ascii="Calibri" w:hAnsi="Calibri"/>
+      <w:rFonts w:asciiTheme="majorHAnsi" w:eastAsiaTheme="majorEastAsia" w:hAnsiTheme="majorHAnsi" w:cstheme="majorBidi" w:ascii="Arial" w:hAnsi="Arial"/>
+      <w:b/>
+      <w:i w:val="0"/>
       <w:color w:val="000000"/>
       <w:spacing w:val="5"/>
       <w:kern w:val="28"/>
-      <w:sz w:val="54"/>
+      <w:sz w:val="36"/>
       <w:szCs w:val="52"/>
     </w:rPr>
   </w:style>
@@ -1370,17 +2811,19 @@
     <w:qFormat/>
     <w:rsid w:val="00FC693F"/>
     <w:pPr>
+      <w:widowControl/>
       <w:numPr>
         <w:ilvl w:val="1"/>
       </w:numPr>
+      <w:spacing w:line="252" w:lineRule="auto" w:after="240"/>
     </w:pPr>
     <w:rPr>
-      <w:rFonts w:asciiTheme="majorHAnsi" w:eastAsiaTheme="majorEastAsia" w:hAnsiTheme="majorHAnsi" w:cstheme="majorBidi"/>
-      <w:i/>
+      <w:rFonts w:asciiTheme="majorHAnsi" w:eastAsiaTheme="majorEastAsia" w:hAnsiTheme="majorHAnsi" w:cstheme="majorBidi" w:ascii="Arial" w:hAnsi="Arial"/>
+      <w:i w:val="0"/>
       <w:iCs/>
-      <w:color w:val="4F81BD" w:themeColor="accent1"/>
+      <w:color w:val="000000"/>
       <w:spacing w:val="15"/>
-      <w:sz w:val="24"/>
+      <w:sz w:val="22"/>
       <w:szCs w:val="24"/>
     </w:rPr>
   </w:style>
@@ -1513,11 +2956,19 @@
     <w:unhideWhenUsed/>
     <w:rsid w:val="00326F90"/>
     <w:pPr>
+      <w:widowControl/>
       <w:numPr>
         <w:numId w:val="1"/>
       </w:numPr>
+      <w:spacing w:line="252" w:lineRule="auto" w:after="120"/>
       <w:contextualSpacing/>
     </w:pPr>
+    <w:rPr>
+      <w:rFonts w:ascii="Arial" w:hAnsi="Arial"/>
+      <w:i w:val="0"/>
+      <w:color w:val="000000"/>
+      <w:sz w:val="22"/>
+    </w:rPr>
   </w:style>
   <w:style w:type="paragraph" w:styleId="ListBullet2">
     <w:name w:val="List Bullet 2"/>
@@ -1552,11 +3003,19 @@
     <w:unhideWhenUsed/>
     <w:rsid w:val="00326F90"/>
     <w:pPr>
+      <w:widowControl/>
       <w:numPr>
         <w:numId w:val="5"/>
       </w:numPr>
+      <w:spacing w:line="252" w:lineRule="auto" w:after="120"/>
       <w:contextualSpacing/>
     </w:pPr>
+    <w:rPr>
+      <w:rFonts w:ascii="Arial" w:hAnsi="Arial"/>
+      <w:i w:val="0"/>
+      <w:color w:val="000000"/>
+      <w:sz w:val="22"/>
+    </w:rPr>
   </w:style>
   <w:style w:type="paragraph" w:styleId="ListNumber2">
     <w:name w:val="List Number 2"/>
@@ -1818,6 +3277,9 @@
     <w:qFormat/>
     <w:rsid w:val="00FC693F"/>
     <w:pPr>
+      <w:pBdr>
+        <w:bottom w:val="single" w:sz="4" w:space="4" w:color="4F81BD" w:themeColor="accent1"/>
+      </w:pBdr>
       <w:spacing w:before="200" w:after="280"/>
       <w:ind w:left="936" w:right="936"/>
     </w:pPr>
